--- a/Backend/Director_Disclosure/Output_Disclosures/2024-25/ADANI_RENEWABLE_ENERGY_FIFTY_SEVEN_LIMITED/MBP-1/MBP1_Koushlya_Vijay_Melwani_01575110.docx
+++ b/Backend/Director_Disclosure/Output_Disclosures/2024-25/ADANI_RENEWABLE_ENERGY_FIFTY_SEVEN_LIMITED/MBP-1/MBP1_Koushlya_Vijay_Melwani_01575110.docx
@@ -93,227 +93,17 @@
     </w:p>
     <w:p>
       <w:pPr>
-        <w:spacing w:before="0" w:after="0"/>
-        <w:jc w:val="left"/>
-      </w:pPr>
-      <w:r>
-        <w:rPr>
-          <w:rFonts w:ascii="Adani" w:hAnsi="Adani"/>
-          <w:b w:val="0"/>
-          <w:sz w:val="20"/>
-          <w:u w:val="none"/>
-        </w:rPr>
-        <w:t>ADANI RENEWABLE ENERGY FIFTY SIX LIMITED</w:t>
-      </w:r>
-    </w:p>
-    <w:p>
-      <w:pPr>
-        <w:spacing w:before="0" w:after="0"/>
-        <w:jc w:val="left"/>
-      </w:pPr>
-      <w:r>
-        <w:rPr>
-          <w:rFonts w:ascii="Adani" w:hAnsi="Adani"/>
-          <w:b w:val="0"/>
-          <w:sz w:val="20"/>
-          <w:u w:val="none"/>
-        </w:rPr>
-        <w:t>ADANI RENEWABLE ENERGY THREE LIMITED</w:t>
-      </w:r>
-    </w:p>
-    <w:p>
-      <w:pPr>
-        <w:spacing w:before="0" w:after="0"/>
-        <w:jc w:val="left"/>
-      </w:pPr>
-      <w:r>
-        <w:rPr>
-          <w:rFonts w:ascii="Adani" w:hAnsi="Adani"/>
-          <w:b w:val="0"/>
-          <w:sz w:val="20"/>
-          <w:u w:val="none"/>
-        </w:rPr>
-        <w:t>ADANI GREEN ENERGY TWENTY FIVE LIMITED</w:t>
-      </w:r>
-    </w:p>
-    <w:p>
-      <w:pPr>
-        <w:spacing w:before="0" w:after="0"/>
-        <w:jc w:val="left"/>
-      </w:pPr>
-      <w:r>
-        <w:rPr>
-          <w:rFonts w:ascii="Adani" w:hAnsi="Adani"/>
-          <w:b w:val="0"/>
-          <w:sz w:val="20"/>
-          <w:u w:val="none"/>
-        </w:rPr>
-        <w:t>ADANI GREEN ENERGY TWENTY FIVE A LIMITED</w:t>
-      </w:r>
-    </w:p>
-    <w:p>
-      <w:pPr>
-        <w:spacing w:before="0" w:after="0"/>
-        <w:jc w:val="left"/>
-      </w:pPr>
-      <w:r>
-        <w:rPr>
-          <w:rFonts w:ascii="Adani" w:hAnsi="Adani"/>
-          <w:b w:val="0"/>
-          <w:sz w:val="20"/>
-          <w:u w:val="none"/>
-        </w:rPr>
-        <w:t>ADANI GREEN ENERGY TWENTY FOUR B LIMITED</w:t>
-      </w:r>
-    </w:p>
-    <w:p>
-      <w:pPr>
-        <w:spacing w:before="0" w:after="0"/>
-        <w:jc w:val="left"/>
-      </w:pPr>
-      <w:r>
-        <w:rPr>
-          <w:rFonts w:ascii="Adani" w:hAnsi="Adani"/>
-          <w:b w:val="0"/>
-          <w:sz w:val="20"/>
-          <w:u w:val="none"/>
-        </w:rPr>
-        <w:t>ADANI RENEWABLE ENERGY FORTY FIVE LIMITED</w:t>
-      </w:r>
-    </w:p>
-    <w:p>
-      <w:pPr>
-        <w:spacing w:before="0" w:after="0"/>
-        <w:jc w:val="left"/>
-      </w:pPr>
-      <w:r>
-        <w:rPr>
-          <w:rFonts w:ascii="Adani" w:hAnsi="Adani"/>
-          <w:b w:val="0"/>
-          <w:sz w:val="20"/>
-          <w:u w:val="none"/>
-        </w:rPr>
-        <w:t>ADANI RENEWABLE ENERGY FIFTY SEVEN LIMITED</w:t>
-      </w:r>
-    </w:p>
-    <w:p>
-      <w:pPr>
-        <w:spacing w:before="0" w:after="0"/>
-        <w:jc w:val="left"/>
-      </w:pPr>
-      <w:r>
-        <w:rPr>
-          <w:rFonts w:ascii="Adani" w:hAnsi="Adani"/>
-          <w:b w:val="0"/>
-          <w:sz w:val="20"/>
-          <w:u w:val="none"/>
-        </w:rPr>
-        <w:t>ADANI SOLAR ENERGY JODHPUR THREE LIMITED</w:t>
-      </w:r>
-    </w:p>
-    <w:p>
-      <w:pPr>
-        <w:spacing w:before="0" w:after="0"/>
-        <w:jc w:val="left"/>
-      </w:pPr>
-      <w:r>
-        <w:rPr>
-          <w:rFonts w:ascii="Adani" w:hAnsi="Adani"/>
-          <w:b w:val="0"/>
-          <w:sz w:val="20"/>
-          <w:u w:val="none"/>
-        </w:rPr>
-        <w:t>ADANI SOLAR ENERGY CHITRAKOOT ONE LIMITED</w:t>
-      </w:r>
-    </w:p>
-    <w:p>
-      <w:pPr>
-        <w:spacing w:before="0" w:after="0"/>
-        <w:jc w:val="left"/>
-      </w:pPr>
-      <w:r>
-        <w:rPr>
-          <w:rFonts w:ascii="Adani" w:hAnsi="Adani"/>
-          <w:b w:val="0"/>
-          <w:sz w:val="20"/>
-          <w:u w:val="none"/>
-        </w:rPr>
-        <w:t>ADANI SOLAR ENERGY JODHPUR TWO LIMITED</w:t>
-      </w:r>
-    </w:p>
-    <w:p>
-      <w:pPr>
-        <w:spacing w:before="0" w:after="0"/>
-        <w:jc w:val="left"/>
-      </w:pPr>
-      <w:r>
-        <w:rPr>
-          <w:rFonts w:ascii="Adani" w:hAnsi="Adani"/>
-          <w:b w:val="0"/>
-          <w:sz w:val="20"/>
-          <w:u w:val="none"/>
-        </w:rPr>
-        <w:t>ADANI SOLAR ENERGY KUTCHH TWO PRIVATE LIMITED</w:t>
-      </w:r>
-    </w:p>
-    <w:p>
-      <w:pPr>
-        <w:spacing w:before="0" w:after="0"/>
-        <w:jc w:val="left"/>
-      </w:pPr>
-      <w:r>
-        <w:rPr>
-          <w:rFonts w:ascii="Adani" w:hAnsi="Adani"/>
-          <w:b w:val="0"/>
-          <w:sz w:val="20"/>
-          <w:u w:val="none"/>
-        </w:rPr>
-        <w:t>ADANI SOLAR ENERGY JODHPUR FIVE LIMITED</w:t>
-      </w:r>
-    </w:p>
-    <w:p>
-      <w:pPr>
-        <w:spacing w:before="0" w:after="0"/>
-        <w:jc w:val="left"/>
-      </w:pPr>
-      <w:r>
-        <w:rPr>
-          <w:rFonts w:ascii="Adani" w:hAnsi="Adani"/>
-          <w:b w:val="0"/>
-          <w:sz w:val="20"/>
-          <w:u w:val="none"/>
-        </w:rPr>
-        <w:t>ADANI SOLAR ENERGY KA NINE LIMITED</w:t>
-      </w:r>
-    </w:p>
-    <w:p>
-      <w:pPr>
-        <w:spacing w:before="0" w:after="0"/>
-        <w:jc w:val="left"/>
-      </w:pPr>
-      <w:r>
-        <w:rPr>
-          <w:rFonts w:ascii="Adani" w:hAnsi="Adani"/>
-          <w:b w:val="0"/>
-          <w:sz w:val="20"/>
-          <w:u w:val="none"/>
-        </w:rPr>
-        <w:t>ADANI WIND ENERGY (GUJARAT) LIMITED</w:t>
-      </w:r>
-    </w:p>
-    <w:p>
-      <w:pPr>
         <w:spacing w:before="0" w:after="160"/>
         <w:jc w:val="left"/>
       </w:pPr>
       <w:r>
         <w:rPr>
           <w:rFonts w:ascii="Adani" w:hAnsi="Adani"/>
-          <w:b w:val="0"/>
+          <w:b/>
           <w:sz w:val="20"/>
           <w:u w:val="none"/>
         </w:rPr>
-        <w:t>ASHIMA LIMITED</w:t>
+        <w:t>ADANI RENEWABLE ENERGY FIFTY SEVEN LIMITED</w:t>
       </w:r>
     </w:p>
     <w:p>
@@ -1025,7 +815,7 @@
                 <w:sz w:val="18"/>
                 <w:u w:val="none"/>
               </w:rPr>
-              <w:t>ADANI GREEN ENERGY TWENTY FIVE A LIMITED</w:t>
+              <w:t>ADANI GREEN ENERGY TWENTY FOUR B LIMITED</w:t>
             </w:r>
           </w:p>
         </w:tc>
@@ -1167,7 +957,7 @@
                 <w:sz w:val="18"/>
                 <w:u w:val="none"/>
               </w:rPr>
-              <w:t>ADANI GREEN ENERGY TWENTY FOUR B LIMITED</w:t>
+              <w:t>ADANI GREEN ENERGY TWENTY FIVE A LIMITED</w:t>
             </w:r>
           </w:p>
         </w:tc>
@@ -1309,7 +1099,7 @@
                 <w:sz w:val="18"/>
                 <w:u w:val="none"/>
               </w:rPr>
-              <w:t>ADANI RENEWABLE ENERGY FORTY FIVE LIMITED</w:t>
+              <w:t>ADANI RENEWABLE ENERGY FIFTY SEVEN LIMITED</w:t>
             </w:r>
           </w:p>
         </w:tc>
@@ -1451,7 +1241,7 @@
                 <w:sz w:val="18"/>
                 <w:u w:val="none"/>
               </w:rPr>
-              <w:t>ADANI RENEWABLE ENERGY FIFTY SEVEN LIMITED</w:t>
+              <w:t>ADANI RENEWABLE ENERGY FORTY FIVE LIMITED</w:t>
             </w:r>
           </w:p>
         </w:tc>
@@ -1593,7 +1383,7 @@
                 <w:sz w:val="18"/>
                 <w:u w:val="none"/>
               </w:rPr>
-              <w:t>ADANI SOLAR ENERGY JODHPUR THREE LIMITED</w:t>
+              <w:t>SURAJKIRAN SOLAR TECHNOLOGIES LIMITED</w:t>
             </w:r>
           </w:p>
         </w:tc>
@@ -1677,7 +1467,7 @@
                 <w:sz w:val="18"/>
                 <w:u w:val="none"/>
               </w:rPr>
-              <w:t>25/07/2022</w:t>
+              <w:t>10/03/2022</w:t>
             </w:r>
           </w:p>
         </w:tc>
@@ -1735,7 +1525,7 @@
                 <w:sz w:val="18"/>
                 <w:u w:val="none"/>
               </w:rPr>
-              <w:t>ADANI SOLAR ENERGY CHITRAKOOT ONE LIMITED</w:t>
+              <w:t>ADANI WIND ENERGY (GUJARAT) LIMITED</w:t>
             </w:r>
           </w:p>
         </w:tc>
@@ -1877,7 +1667,7 @@
                 <w:sz w:val="18"/>
                 <w:u w:val="none"/>
               </w:rPr>
-              <w:t>ADANI SOLAR ENERGY JODHPUR TWO LIMITED</w:t>
+              <w:t>SURAJKIRAN RENEWABLE RESOURCES LIMITED</w:t>
             </w:r>
           </w:p>
         </w:tc>
@@ -2019,7 +1809,7 @@
                 <w:sz w:val="18"/>
                 <w:u w:val="none"/>
               </w:rPr>
-              <w:t>ADANI SOLAR ENERGY KUTCHH TWO PRIVATE LIMITED</w:t>
+              <w:t>ADANI SOLAR ENERGY KA NINE LIMITED</w:t>
             </w:r>
           </w:p>
         </w:tc>
@@ -2134,432 +1924,6 @@
                 <w:u w:val="none"/>
               </w:rPr>
               <w:t>12</w:t>
-            </w:r>
-          </w:p>
-        </w:tc>
-        <w:tc>
-          <w:tcPr>
-            <w:tcW w:type="dxa" w:w="3969"/>
-            <w:shd w:val="clear" w:color="auto" w:fill="FFFFFF"/>
-            <w:tcBorders>
-              <w:top w:val="single" w:sz="4" w:space="0" w:color="000000"/>
-              <w:left w:val="single" w:sz="4" w:space="0" w:color="000000"/>
-              <w:bottom w:val="single" w:sz="4" w:space="0" w:color="000000"/>
-              <w:right w:val="single" w:sz="4" w:space="0" w:color="000000"/>
-            </w:tcBorders>
-            <w:vAlign w:val="center"/>
-          </w:tcPr>
-          <w:p>
-            <w:pPr>
-              <w:spacing w:before="40" w:after="40"/>
-              <w:jc w:val="left"/>
-            </w:pPr>
-            <w:r>
-              <w:rPr>
-                <w:rFonts w:ascii="Adani" w:hAnsi="Adani"/>
-                <w:b w:val="0"/>
-                <w:sz w:val="18"/>
-                <w:u w:val="none"/>
-              </w:rPr>
-              <w:t>ADANI SOLAR ENERGY JODHPUR FIVE LIMITED</w:t>
-            </w:r>
-          </w:p>
-        </w:tc>
-        <w:tc>
-          <w:tcPr>
-            <w:tcW w:type="dxa" w:w="1814"/>
-            <w:shd w:val="clear" w:color="auto" w:fill="FFFFFF"/>
-            <w:tcBorders>
-              <w:top w:val="single" w:sz="4" w:space="0" w:color="000000"/>
-              <w:left w:val="single" w:sz="4" w:space="0" w:color="000000"/>
-              <w:bottom w:val="single" w:sz="4" w:space="0" w:color="000000"/>
-              <w:right w:val="single" w:sz="4" w:space="0" w:color="000000"/>
-            </w:tcBorders>
-            <w:vAlign w:val="center"/>
-          </w:tcPr>
-          <w:p>
-            <w:pPr>
-              <w:spacing w:before="40" w:after="40"/>
-              <w:jc w:val="left"/>
-            </w:pPr>
-            <w:r>
-              <w:rPr>
-                <w:rFonts w:ascii="Adani" w:hAnsi="Adani"/>
-                <w:b w:val="0"/>
-                <w:sz w:val="18"/>
-                <w:u w:val="none"/>
-              </w:rPr>
-              <w:t>Director</w:t>
-            </w:r>
-          </w:p>
-        </w:tc>
-        <w:tc>
-          <w:tcPr>
-            <w:tcW w:type="dxa" w:w="1020"/>
-            <w:shd w:val="clear" w:color="auto" w:fill="FFFFFF"/>
-            <w:tcBorders>
-              <w:top w:val="single" w:sz="4" w:space="0" w:color="000000"/>
-              <w:left w:val="single" w:sz="4" w:space="0" w:color="000000"/>
-              <w:bottom w:val="single" w:sz="4" w:space="0" w:color="000000"/>
-              <w:right w:val="single" w:sz="4" w:space="0" w:color="000000"/>
-            </w:tcBorders>
-            <w:vAlign w:val="center"/>
-          </w:tcPr>
-          <w:p>
-            <w:pPr>
-              <w:spacing w:before="40" w:after="40"/>
-              <w:jc w:val="left"/>
-            </w:pPr>
-            <w:r>
-              <w:rPr>
-                <w:rFonts w:ascii="Adani" w:hAnsi="Adani"/>
-                <w:b w:val="0"/>
-                <w:sz w:val="18"/>
-                <w:u w:val="none"/>
-              </w:rPr>
-              <w:t>NIL</w:t>
-            </w:r>
-          </w:p>
-        </w:tc>
-        <w:tc>
-          <w:tcPr>
-            <w:tcW w:type="dxa" w:w="1247"/>
-            <w:shd w:val="clear" w:color="auto" w:fill="FFFFFF"/>
-            <w:tcBorders>
-              <w:top w:val="single" w:sz="4" w:space="0" w:color="000000"/>
-              <w:left w:val="single" w:sz="4" w:space="0" w:color="000000"/>
-              <w:bottom w:val="single" w:sz="4" w:space="0" w:color="000000"/>
-              <w:right w:val="single" w:sz="4" w:space="0" w:color="000000"/>
-            </w:tcBorders>
-            <w:vAlign w:val="center"/>
-          </w:tcPr>
-          <w:p>
-            <w:pPr>
-              <w:spacing w:before="40" w:after="40"/>
-              <w:jc w:val="left"/>
-            </w:pPr>
-            <w:r>
-              <w:rPr>
-                <w:rFonts w:ascii="Adani" w:hAnsi="Adani"/>
-                <w:b w:val="0"/>
-                <w:sz w:val="18"/>
-                <w:u w:val="none"/>
-              </w:rPr>
-              <w:t>10/03/2022</w:t>
-            </w:r>
-          </w:p>
-        </w:tc>
-      </w:tr>
-      <w:tr>
-        <w:tc>
-          <w:tcPr>
-            <w:tcW w:type="dxa" w:w="680"/>
-            <w:shd w:val="clear" w:color="auto" w:fill="FFFFFF"/>
-            <w:tcBorders>
-              <w:top w:val="single" w:sz="4" w:space="0" w:color="000000"/>
-              <w:left w:val="single" w:sz="4" w:space="0" w:color="000000"/>
-              <w:bottom w:val="single" w:sz="4" w:space="0" w:color="000000"/>
-              <w:right w:val="single" w:sz="4" w:space="0" w:color="000000"/>
-            </w:tcBorders>
-            <w:vAlign w:val="center"/>
-          </w:tcPr>
-          <w:p>
-            <w:pPr>
-              <w:spacing w:before="40" w:after="40"/>
-              <w:jc w:val="left"/>
-            </w:pPr>
-            <w:r>
-              <w:rPr>
-                <w:rFonts w:ascii="Adani" w:hAnsi="Adani"/>
-                <w:b w:val="0"/>
-                <w:sz w:val="18"/>
-                <w:u w:val="none"/>
-              </w:rPr>
-              <w:t>13</w:t>
-            </w:r>
-          </w:p>
-        </w:tc>
-        <w:tc>
-          <w:tcPr>
-            <w:tcW w:type="dxa" w:w="3969"/>
-            <w:shd w:val="clear" w:color="auto" w:fill="FFFFFF"/>
-            <w:tcBorders>
-              <w:top w:val="single" w:sz="4" w:space="0" w:color="000000"/>
-              <w:left w:val="single" w:sz="4" w:space="0" w:color="000000"/>
-              <w:bottom w:val="single" w:sz="4" w:space="0" w:color="000000"/>
-              <w:right w:val="single" w:sz="4" w:space="0" w:color="000000"/>
-            </w:tcBorders>
-            <w:vAlign w:val="center"/>
-          </w:tcPr>
-          <w:p>
-            <w:pPr>
-              <w:spacing w:before="40" w:after="40"/>
-              <w:jc w:val="left"/>
-            </w:pPr>
-            <w:r>
-              <w:rPr>
-                <w:rFonts w:ascii="Adani" w:hAnsi="Adani"/>
-                <w:b w:val="0"/>
-                <w:sz w:val="18"/>
-                <w:u w:val="none"/>
-              </w:rPr>
-              <w:t>ADANI SOLAR ENERGY KA NINE LIMITED</w:t>
-            </w:r>
-          </w:p>
-        </w:tc>
-        <w:tc>
-          <w:tcPr>
-            <w:tcW w:type="dxa" w:w="1814"/>
-            <w:shd w:val="clear" w:color="auto" w:fill="FFFFFF"/>
-            <w:tcBorders>
-              <w:top w:val="single" w:sz="4" w:space="0" w:color="000000"/>
-              <w:left w:val="single" w:sz="4" w:space="0" w:color="000000"/>
-              <w:bottom w:val="single" w:sz="4" w:space="0" w:color="000000"/>
-              <w:right w:val="single" w:sz="4" w:space="0" w:color="000000"/>
-            </w:tcBorders>
-            <w:vAlign w:val="center"/>
-          </w:tcPr>
-          <w:p>
-            <w:pPr>
-              <w:spacing w:before="40" w:after="40"/>
-              <w:jc w:val="left"/>
-            </w:pPr>
-            <w:r>
-              <w:rPr>
-                <w:rFonts w:ascii="Adani" w:hAnsi="Adani"/>
-                <w:b w:val="0"/>
-                <w:sz w:val="18"/>
-                <w:u w:val="none"/>
-              </w:rPr>
-              <w:t>Director</w:t>
-            </w:r>
-          </w:p>
-        </w:tc>
-        <w:tc>
-          <w:tcPr>
-            <w:tcW w:type="dxa" w:w="1020"/>
-            <w:shd w:val="clear" w:color="auto" w:fill="FFFFFF"/>
-            <w:tcBorders>
-              <w:top w:val="single" w:sz="4" w:space="0" w:color="000000"/>
-              <w:left w:val="single" w:sz="4" w:space="0" w:color="000000"/>
-              <w:bottom w:val="single" w:sz="4" w:space="0" w:color="000000"/>
-              <w:right w:val="single" w:sz="4" w:space="0" w:color="000000"/>
-            </w:tcBorders>
-            <w:vAlign w:val="center"/>
-          </w:tcPr>
-          <w:p>
-            <w:pPr>
-              <w:spacing w:before="40" w:after="40"/>
-              <w:jc w:val="left"/>
-            </w:pPr>
-            <w:r>
-              <w:rPr>
-                <w:rFonts w:ascii="Adani" w:hAnsi="Adani"/>
-                <w:b w:val="0"/>
-                <w:sz w:val="18"/>
-                <w:u w:val="none"/>
-              </w:rPr>
-              <w:t>NIL</w:t>
-            </w:r>
-          </w:p>
-        </w:tc>
-        <w:tc>
-          <w:tcPr>
-            <w:tcW w:type="dxa" w:w="1247"/>
-            <w:shd w:val="clear" w:color="auto" w:fill="FFFFFF"/>
-            <w:tcBorders>
-              <w:top w:val="single" w:sz="4" w:space="0" w:color="000000"/>
-              <w:left w:val="single" w:sz="4" w:space="0" w:color="000000"/>
-              <w:bottom w:val="single" w:sz="4" w:space="0" w:color="000000"/>
-              <w:right w:val="single" w:sz="4" w:space="0" w:color="000000"/>
-            </w:tcBorders>
-            <w:vAlign w:val="center"/>
-          </w:tcPr>
-          <w:p>
-            <w:pPr>
-              <w:spacing w:before="40" w:after="40"/>
-              <w:jc w:val="left"/>
-            </w:pPr>
-            <w:r>
-              <w:rPr>
-                <w:rFonts w:ascii="Adani" w:hAnsi="Adani"/>
-                <w:b w:val="0"/>
-                <w:sz w:val="18"/>
-                <w:u w:val="none"/>
-              </w:rPr>
-              <w:t>10/03/2022</w:t>
-            </w:r>
-          </w:p>
-        </w:tc>
-      </w:tr>
-      <w:tr>
-        <w:tc>
-          <w:tcPr>
-            <w:tcW w:type="dxa" w:w="680"/>
-            <w:shd w:val="clear" w:color="auto" w:fill="FFFFFF"/>
-            <w:tcBorders>
-              <w:top w:val="single" w:sz="4" w:space="0" w:color="000000"/>
-              <w:left w:val="single" w:sz="4" w:space="0" w:color="000000"/>
-              <w:bottom w:val="single" w:sz="4" w:space="0" w:color="000000"/>
-              <w:right w:val="single" w:sz="4" w:space="0" w:color="000000"/>
-            </w:tcBorders>
-            <w:vAlign w:val="center"/>
-          </w:tcPr>
-          <w:p>
-            <w:pPr>
-              <w:spacing w:before="40" w:after="40"/>
-              <w:jc w:val="left"/>
-            </w:pPr>
-            <w:r>
-              <w:rPr>
-                <w:rFonts w:ascii="Adani" w:hAnsi="Adani"/>
-                <w:b w:val="0"/>
-                <w:sz w:val="18"/>
-                <w:u w:val="none"/>
-              </w:rPr>
-              <w:t>14</w:t>
-            </w:r>
-          </w:p>
-        </w:tc>
-        <w:tc>
-          <w:tcPr>
-            <w:tcW w:type="dxa" w:w="3969"/>
-            <w:shd w:val="clear" w:color="auto" w:fill="FFFFFF"/>
-            <w:tcBorders>
-              <w:top w:val="single" w:sz="4" w:space="0" w:color="000000"/>
-              <w:left w:val="single" w:sz="4" w:space="0" w:color="000000"/>
-              <w:bottom w:val="single" w:sz="4" w:space="0" w:color="000000"/>
-              <w:right w:val="single" w:sz="4" w:space="0" w:color="000000"/>
-            </w:tcBorders>
-            <w:vAlign w:val="center"/>
-          </w:tcPr>
-          <w:p>
-            <w:pPr>
-              <w:spacing w:before="40" w:after="40"/>
-              <w:jc w:val="left"/>
-            </w:pPr>
-            <w:r>
-              <w:rPr>
-                <w:rFonts w:ascii="Adani" w:hAnsi="Adani"/>
-                <w:b w:val="0"/>
-                <w:sz w:val="18"/>
-                <w:u w:val="none"/>
-              </w:rPr>
-              <w:t>ADANI WIND ENERGY (GUJARAT) LIMITED</w:t>
-            </w:r>
-          </w:p>
-        </w:tc>
-        <w:tc>
-          <w:tcPr>
-            <w:tcW w:type="dxa" w:w="1814"/>
-            <w:shd w:val="clear" w:color="auto" w:fill="FFFFFF"/>
-            <w:tcBorders>
-              <w:top w:val="single" w:sz="4" w:space="0" w:color="000000"/>
-              <w:left w:val="single" w:sz="4" w:space="0" w:color="000000"/>
-              <w:bottom w:val="single" w:sz="4" w:space="0" w:color="000000"/>
-              <w:right w:val="single" w:sz="4" w:space="0" w:color="000000"/>
-            </w:tcBorders>
-            <w:vAlign w:val="center"/>
-          </w:tcPr>
-          <w:p>
-            <w:pPr>
-              <w:spacing w:before="40" w:after="40"/>
-              <w:jc w:val="left"/>
-            </w:pPr>
-            <w:r>
-              <w:rPr>
-                <w:rFonts w:ascii="Adani" w:hAnsi="Adani"/>
-                <w:b w:val="0"/>
-                <w:sz w:val="18"/>
-                <w:u w:val="none"/>
-              </w:rPr>
-              <w:t>Director</w:t>
-            </w:r>
-          </w:p>
-        </w:tc>
-        <w:tc>
-          <w:tcPr>
-            <w:tcW w:type="dxa" w:w="1020"/>
-            <w:shd w:val="clear" w:color="auto" w:fill="FFFFFF"/>
-            <w:tcBorders>
-              <w:top w:val="single" w:sz="4" w:space="0" w:color="000000"/>
-              <w:left w:val="single" w:sz="4" w:space="0" w:color="000000"/>
-              <w:bottom w:val="single" w:sz="4" w:space="0" w:color="000000"/>
-              <w:right w:val="single" w:sz="4" w:space="0" w:color="000000"/>
-            </w:tcBorders>
-            <w:vAlign w:val="center"/>
-          </w:tcPr>
-          <w:p>
-            <w:pPr>
-              <w:spacing w:before="40" w:after="40"/>
-              <w:jc w:val="left"/>
-            </w:pPr>
-            <w:r>
-              <w:rPr>
-                <w:rFonts w:ascii="Adani" w:hAnsi="Adani"/>
-                <w:b w:val="0"/>
-                <w:sz w:val="18"/>
-                <w:u w:val="none"/>
-              </w:rPr>
-              <w:t>NIL</w:t>
-            </w:r>
-          </w:p>
-        </w:tc>
-        <w:tc>
-          <w:tcPr>
-            <w:tcW w:type="dxa" w:w="1247"/>
-            <w:shd w:val="clear" w:color="auto" w:fill="FFFFFF"/>
-            <w:tcBorders>
-              <w:top w:val="single" w:sz="4" w:space="0" w:color="000000"/>
-              <w:left w:val="single" w:sz="4" w:space="0" w:color="000000"/>
-              <w:bottom w:val="single" w:sz="4" w:space="0" w:color="000000"/>
-              <w:right w:val="single" w:sz="4" w:space="0" w:color="000000"/>
-            </w:tcBorders>
-            <w:vAlign w:val="center"/>
-          </w:tcPr>
-          <w:p>
-            <w:pPr>
-              <w:spacing w:before="40" w:after="40"/>
-              <w:jc w:val="left"/>
-            </w:pPr>
-            <w:r>
-              <w:rPr>
-                <w:rFonts w:ascii="Adani" w:hAnsi="Adani"/>
-                <w:b w:val="0"/>
-                <w:sz w:val="18"/>
-                <w:u w:val="none"/>
-              </w:rPr>
-              <w:t>10/03/2022</w:t>
-            </w:r>
-          </w:p>
-        </w:tc>
-      </w:tr>
-      <w:tr>
-        <w:tc>
-          <w:tcPr>
-            <w:tcW w:type="dxa" w:w="680"/>
-            <w:shd w:val="clear" w:color="auto" w:fill="FFFFFF"/>
-            <w:tcBorders>
-              <w:top w:val="single" w:sz="4" w:space="0" w:color="000000"/>
-              <w:left w:val="single" w:sz="4" w:space="0" w:color="000000"/>
-              <w:bottom w:val="single" w:sz="4" w:space="0" w:color="000000"/>
-              <w:right w:val="single" w:sz="4" w:space="0" w:color="000000"/>
-            </w:tcBorders>
-            <w:vAlign w:val="center"/>
-          </w:tcPr>
-          <w:p>
-            <w:pPr>
-              <w:spacing w:before="40" w:after="40"/>
-              <w:jc w:val="left"/>
-            </w:pPr>
-            <w:r>
-              <w:rPr>
-                <w:rFonts w:ascii="Adani" w:hAnsi="Adani"/>
-                <w:b w:val="0"/>
-                <w:sz w:val="18"/>
-                <w:u w:val="none"/>
-              </w:rPr>
-              <w:t>15</w:t>
             </w:r>
           </w:p>
         </w:tc>
@@ -2908,7 +2272,7 @@
                 <w:sz w:val="18"/>
                 <w:u w:val="none"/>
               </w:rPr>
-              <w:t>Date:   07th May, 2026</w:t>
+              <w:t>Date:   15th May, 2026</w:t>
             </w:r>
           </w:p>
         </w:tc>
@@ -3174,174 +2538,441 @@
         <w:t>:</w:t>
       </w:r>
     </w:p>
-    <w:p>
-      <w:pPr>
-        <w:pStyle w:val="ListNumber"/>
-        <w:spacing w:before="0" w:after="40"/>
-        <w:ind w:left="720"/>
-      </w:pPr>
-      <w:r>
-        <w:rPr>
-          <w:rFonts w:ascii="Adani" w:hAnsi="Adani"/>
-          <w:b w:val="0"/>
-          <w:sz w:val="20"/>
-          <w:u w:val="none"/>
-        </w:rPr>
-        <w:t>Father</w:t>
-        <w:tab/>
-        <w:tab/>
-        <w:t>:</w:t>
-        <w:tab/>
-        <w:t>NIL</w:t>
-      </w:r>
-    </w:p>
-    <w:p>
-      <w:pPr>
-        <w:pStyle w:val="ListNumber"/>
-        <w:spacing w:before="0" w:after="40"/>
-        <w:ind w:left="720"/>
-      </w:pPr>
-      <w:r>
-        <w:rPr>
-          <w:rFonts w:ascii="Adani" w:hAnsi="Adani"/>
-          <w:b w:val="0"/>
-          <w:sz w:val="20"/>
-          <w:u w:val="none"/>
-        </w:rPr>
-        <w:t>Mother</w:t>
-        <w:tab/>
-        <w:tab/>
-        <w:t>:</w:t>
-        <w:tab/>
-        <w:t>NIL</w:t>
-      </w:r>
-    </w:p>
-    <w:p>
-      <w:pPr>
-        <w:pStyle w:val="ListNumber"/>
-        <w:spacing w:before="0" w:after="40"/>
-        <w:ind w:left="720"/>
-      </w:pPr>
-      <w:r>
-        <w:rPr>
-          <w:rFonts w:ascii="Adani" w:hAnsi="Adani"/>
-          <w:b w:val="0"/>
-          <w:sz w:val="20"/>
-          <w:u w:val="none"/>
-        </w:rPr>
-        <w:t>Son</w:t>
-        <w:tab/>
-        <w:tab/>
-        <w:t>:</w:t>
-        <w:tab/>
-        <w:t>NIL</w:t>
-      </w:r>
-    </w:p>
-    <w:p>
-      <w:pPr>
-        <w:pStyle w:val="ListNumber"/>
-        <w:spacing w:before="0" w:after="40"/>
-        <w:ind w:left="720"/>
-      </w:pPr>
-      <w:r>
-        <w:rPr>
-          <w:rFonts w:ascii="Adani" w:hAnsi="Adani"/>
-          <w:b w:val="0"/>
-          <w:sz w:val="20"/>
-          <w:u w:val="none"/>
-        </w:rPr>
-        <w:t>Son's Wife</w:t>
-        <w:tab/>
-        <w:tab/>
-        <w:t>:</w:t>
-        <w:tab/>
-        <w:t>NIL</w:t>
-      </w:r>
-    </w:p>
-    <w:p>
-      <w:pPr>
-        <w:pStyle w:val="ListNumber"/>
-        <w:spacing w:before="0" w:after="40"/>
-        <w:ind w:left="720"/>
-      </w:pPr>
-      <w:r>
-        <w:rPr>
-          <w:rFonts w:ascii="Adani" w:hAnsi="Adani"/>
-          <w:b w:val="0"/>
-          <w:sz w:val="20"/>
-          <w:u w:val="none"/>
-        </w:rPr>
-        <w:t>Daughter</w:t>
-        <w:tab/>
-        <w:tab/>
-        <w:t>:</w:t>
-        <w:tab/>
-        <w:t>NIL</w:t>
-      </w:r>
-    </w:p>
-    <w:p>
-      <w:pPr>
-        <w:pStyle w:val="ListNumber"/>
-        <w:spacing w:before="0" w:after="40"/>
-        <w:ind w:left="720"/>
-      </w:pPr>
-      <w:r>
-        <w:rPr>
-          <w:rFonts w:ascii="Adani" w:hAnsi="Adani"/>
-          <w:b w:val="0"/>
-          <w:sz w:val="20"/>
-          <w:u w:val="none"/>
-        </w:rPr>
-        <w:t>Daughter's Husband</w:t>
-        <w:tab/>
-        <w:tab/>
-        <w:t>:</w:t>
-        <w:tab/>
-        <w:t>NIL</w:t>
-      </w:r>
-    </w:p>
-    <w:p>
-      <w:pPr>
-        <w:pStyle w:val="ListNumber"/>
-        <w:spacing w:before="0" w:after="40"/>
-        <w:ind w:left="720"/>
-      </w:pPr>
-      <w:r>
-        <w:rPr>
-          <w:rFonts w:ascii="Adani" w:hAnsi="Adani"/>
-          <w:b w:val="0"/>
-          <w:sz w:val="20"/>
-          <w:u w:val="none"/>
-        </w:rPr>
-        <w:t>Brother</w:t>
-        <w:tab/>
-        <w:tab/>
-        <w:t>:</w:t>
-        <w:tab/>
-        <w:t>NIL</w:t>
-      </w:r>
-    </w:p>
-    <w:p>
-      <w:pPr>
-        <w:pStyle w:val="ListNumber"/>
-        <w:spacing w:before="0" w:after="40"/>
-        <w:ind w:left="720"/>
-      </w:pPr>
-      <w:r>
-        <w:rPr>
-          <w:rFonts w:ascii="Adani" w:hAnsi="Adani"/>
-          <w:b w:val="0"/>
-          <w:sz w:val="20"/>
-          <w:u w:val="none"/>
-        </w:rPr>
-        <w:t>Sister</w:t>
-        <w:tab/>
-        <w:tab/>
-        <w:t>:</w:t>
-        <w:tab/>
-        <w:t>NIL</w:t>
-      </w:r>
-    </w:p>
+    <w:tbl>
+      <w:tblPr>
+        <w:tblW w:type="auto" w:w="0"/>
+        <w:jc w:val="left"/>
+        <w:tblLook w:firstColumn="1" w:firstRow="1" w:lastColumn="0" w:lastRow="0" w:noHBand="0" w:noVBand="1" w:val="04A0"/>
+      </w:tblPr>
+      <w:tblGrid>
+        <w:gridCol w:w="4536"/>
+        <w:gridCol w:w="4536"/>
+      </w:tblGrid>
+      <w:tr>
+        <w:tc>
+          <w:tcPr>
+            <w:tcW w:type="dxa" w:w="4536"/>
+            <w:tcBorders>
+              <w:top w:val="none"/>
+              <w:bottom w:val="none"/>
+              <w:left w:val="none"/>
+              <w:right w:val="none"/>
+            </w:tcBorders>
+          </w:tcPr>
+          <w:p>
+            <w:pPr>
+              <w:ind w:left="720"/>
+            </w:pPr>
+            <w:r>
+              <w:rPr>
+                <w:rFonts w:ascii="Adani" w:hAnsi="Adani"/>
+                <w:b w:val="0"/>
+                <w:sz w:val="20"/>
+                <w:u w:val="none"/>
+              </w:rPr>
+              <w:t>1.</w:t>
+              <w:tab/>
+              <w:t>Father</w:t>
+              <w:tab/>
+              <w:t>:</w:t>
+            </w:r>
+          </w:p>
+        </w:tc>
+        <w:tc>
+          <w:tcPr>
+            <w:tcW w:type="dxa" w:w="4536"/>
+            <w:tcBorders>
+              <w:top w:val="none"/>
+              <w:bottom w:val="none"/>
+              <w:left w:val="none"/>
+              <w:right w:val="none"/>
+            </w:tcBorders>
+          </w:tcPr>
+          <w:p>
+            <w:r>
+              <w:rPr>
+                <w:rFonts w:ascii="Adani" w:hAnsi="Adani"/>
+                <w:b w:val="0"/>
+                <w:sz w:val="20"/>
+                <w:u w:val="none"/>
+              </w:rPr>
+              <w:t>NIL</w:t>
+            </w:r>
+          </w:p>
+        </w:tc>
+      </w:tr>
+      <w:tr>
+        <w:tc>
+          <w:tcPr>
+            <w:tcW w:type="dxa" w:w="4536"/>
+            <w:tcBorders>
+              <w:top w:val="none"/>
+              <w:bottom w:val="none"/>
+              <w:left w:val="none"/>
+              <w:right w:val="none"/>
+            </w:tcBorders>
+          </w:tcPr>
+          <w:p>
+            <w:pPr>
+              <w:ind w:left="720"/>
+            </w:pPr>
+            <w:r>
+              <w:rPr>
+                <w:rFonts w:ascii="Adani" w:hAnsi="Adani"/>
+                <w:b w:val="0"/>
+                <w:sz w:val="20"/>
+                <w:u w:val="none"/>
+              </w:rPr>
+              <w:t>2.</w:t>
+              <w:tab/>
+              <w:t>Mother</w:t>
+              <w:tab/>
+              <w:t>:</w:t>
+            </w:r>
+          </w:p>
+        </w:tc>
+        <w:tc>
+          <w:tcPr>
+            <w:tcW w:type="dxa" w:w="4536"/>
+            <w:tcBorders>
+              <w:top w:val="none"/>
+              <w:bottom w:val="none"/>
+              <w:left w:val="none"/>
+              <w:right w:val="none"/>
+            </w:tcBorders>
+          </w:tcPr>
+          <w:p>
+            <w:r>
+              <w:rPr>
+                <w:rFonts w:ascii="Adani" w:hAnsi="Adani"/>
+                <w:b w:val="0"/>
+                <w:sz w:val="20"/>
+                <w:u w:val="none"/>
+              </w:rPr>
+              <w:t>NIL</w:t>
+            </w:r>
+          </w:p>
+        </w:tc>
+      </w:tr>
+      <w:tr>
+        <w:tc>
+          <w:tcPr>
+            <w:tcW w:type="dxa" w:w="4536"/>
+            <w:tcBorders>
+              <w:top w:val="none"/>
+              <w:bottom w:val="none"/>
+              <w:left w:val="none"/>
+              <w:right w:val="none"/>
+            </w:tcBorders>
+          </w:tcPr>
+          <w:p>
+            <w:pPr>
+              <w:ind w:left="720"/>
+            </w:pPr>
+            <w:r>
+              <w:rPr>
+                <w:rFonts w:ascii="Adani" w:hAnsi="Adani"/>
+                <w:b w:val="0"/>
+                <w:sz w:val="20"/>
+                <w:u w:val="none"/>
+              </w:rPr>
+              <w:t>3.</w:t>
+              <w:tab/>
+              <w:t>Son</w:t>
+              <w:tab/>
+              <w:t>:</w:t>
+            </w:r>
+          </w:p>
+        </w:tc>
+        <w:tc>
+          <w:tcPr>
+            <w:tcW w:type="dxa" w:w="4536"/>
+            <w:tcBorders>
+              <w:top w:val="none"/>
+              <w:bottom w:val="none"/>
+              <w:left w:val="none"/>
+              <w:right w:val="none"/>
+            </w:tcBorders>
+          </w:tcPr>
+          <w:p>
+            <w:r>
+              <w:rPr>
+                <w:rFonts w:ascii="Adani" w:hAnsi="Adani"/>
+                <w:b w:val="0"/>
+                <w:sz w:val="20"/>
+                <w:u w:val="none"/>
+              </w:rPr>
+              <w:t>NIL</w:t>
+            </w:r>
+          </w:p>
+        </w:tc>
+      </w:tr>
+      <w:tr>
+        <w:tc>
+          <w:tcPr>
+            <w:tcW w:type="dxa" w:w="4536"/>
+            <w:tcBorders>
+              <w:top w:val="none"/>
+              <w:bottom w:val="none"/>
+              <w:left w:val="none"/>
+              <w:right w:val="none"/>
+            </w:tcBorders>
+          </w:tcPr>
+          <w:p>
+            <w:pPr>
+              <w:ind w:left="720"/>
+            </w:pPr>
+            <w:r>
+              <w:rPr>
+                <w:rFonts w:ascii="Adani" w:hAnsi="Adani"/>
+                <w:b w:val="0"/>
+                <w:sz w:val="20"/>
+                <w:u w:val="none"/>
+              </w:rPr>
+              <w:t>4.</w:t>
+              <w:tab/>
+              <w:t>Son's Wife</w:t>
+              <w:tab/>
+              <w:t>:</w:t>
+            </w:r>
+          </w:p>
+        </w:tc>
+        <w:tc>
+          <w:tcPr>
+            <w:tcW w:type="dxa" w:w="4536"/>
+            <w:tcBorders>
+              <w:top w:val="none"/>
+              <w:bottom w:val="none"/>
+              <w:left w:val="none"/>
+              <w:right w:val="none"/>
+            </w:tcBorders>
+          </w:tcPr>
+          <w:p>
+            <w:r>
+              <w:rPr>
+                <w:rFonts w:ascii="Adani" w:hAnsi="Adani"/>
+                <w:b w:val="0"/>
+                <w:sz w:val="20"/>
+                <w:u w:val="none"/>
+              </w:rPr>
+              <w:t>NIL</w:t>
+            </w:r>
+          </w:p>
+        </w:tc>
+      </w:tr>
+      <w:tr>
+        <w:tc>
+          <w:tcPr>
+            <w:tcW w:type="dxa" w:w="4536"/>
+            <w:tcBorders>
+              <w:top w:val="none"/>
+              <w:bottom w:val="none"/>
+              <w:left w:val="none"/>
+              <w:right w:val="none"/>
+            </w:tcBorders>
+          </w:tcPr>
+          <w:p>
+            <w:pPr>
+              <w:ind w:left="720"/>
+            </w:pPr>
+            <w:r>
+              <w:rPr>
+                <w:rFonts w:ascii="Adani" w:hAnsi="Adani"/>
+                <w:b w:val="0"/>
+                <w:sz w:val="20"/>
+                <w:u w:val="none"/>
+              </w:rPr>
+              <w:t>5.</w:t>
+              <w:tab/>
+              <w:t>Daughter</w:t>
+              <w:tab/>
+              <w:t>:</w:t>
+            </w:r>
+          </w:p>
+        </w:tc>
+        <w:tc>
+          <w:tcPr>
+            <w:tcW w:type="dxa" w:w="4536"/>
+            <w:tcBorders>
+              <w:top w:val="none"/>
+              <w:bottom w:val="none"/>
+              <w:left w:val="none"/>
+              <w:right w:val="none"/>
+            </w:tcBorders>
+          </w:tcPr>
+          <w:p>
+            <w:r>
+              <w:rPr>
+                <w:rFonts w:ascii="Adani" w:hAnsi="Adani"/>
+                <w:b w:val="0"/>
+                <w:sz w:val="20"/>
+                <w:u w:val="none"/>
+              </w:rPr>
+              <w:t>NIL</w:t>
+            </w:r>
+          </w:p>
+        </w:tc>
+      </w:tr>
+      <w:tr>
+        <w:tc>
+          <w:tcPr>
+            <w:tcW w:type="dxa" w:w="4536"/>
+            <w:tcBorders>
+              <w:top w:val="none"/>
+              <w:bottom w:val="none"/>
+              <w:left w:val="none"/>
+              <w:right w:val="none"/>
+            </w:tcBorders>
+          </w:tcPr>
+          <w:p>
+            <w:pPr>
+              <w:ind w:left="720"/>
+            </w:pPr>
+            <w:r>
+              <w:rPr>
+                <w:rFonts w:ascii="Adani" w:hAnsi="Adani"/>
+                <w:b w:val="0"/>
+                <w:sz w:val="20"/>
+                <w:u w:val="none"/>
+              </w:rPr>
+              <w:t>6.</w:t>
+              <w:tab/>
+              <w:t>Daughter's Husband</w:t>
+              <w:tab/>
+              <w:t>:</w:t>
+            </w:r>
+          </w:p>
+        </w:tc>
+        <w:tc>
+          <w:tcPr>
+            <w:tcW w:type="dxa" w:w="4536"/>
+            <w:tcBorders>
+              <w:top w:val="none"/>
+              <w:bottom w:val="none"/>
+              <w:left w:val="none"/>
+              <w:right w:val="none"/>
+            </w:tcBorders>
+          </w:tcPr>
+          <w:p>
+            <w:r>
+              <w:rPr>
+                <w:rFonts w:ascii="Adani" w:hAnsi="Adani"/>
+                <w:b w:val="0"/>
+                <w:sz w:val="20"/>
+                <w:u w:val="none"/>
+              </w:rPr>
+              <w:t>NIL</w:t>
+            </w:r>
+          </w:p>
+        </w:tc>
+      </w:tr>
+      <w:tr>
+        <w:tc>
+          <w:tcPr>
+            <w:tcW w:type="dxa" w:w="4536"/>
+            <w:tcBorders>
+              <w:top w:val="none"/>
+              <w:bottom w:val="none"/>
+              <w:left w:val="none"/>
+              <w:right w:val="none"/>
+            </w:tcBorders>
+          </w:tcPr>
+          <w:p>
+            <w:pPr>
+              <w:ind w:left="720"/>
+            </w:pPr>
+            <w:r>
+              <w:rPr>
+                <w:rFonts w:ascii="Adani" w:hAnsi="Adani"/>
+                <w:b w:val="0"/>
+                <w:sz w:val="20"/>
+                <w:u w:val="none"/>
+              </w:rPr>
+              <w:t>7.</w:t>
+              <w:tab/>
+              <w:t>Brother</w:t>
+              <w:tab/>
+              <w:t>:</w:t>
+            </w:r>
+          </w:p>
+        </w:tc>
+        <w:tc>
+          <w:tcPr>
+            <w:tcW w:type="dxa" w:w="4536"/>
+            <w:tcBorders>
+              <w:top w:val="none"/>
+              <w:bottom w:val="none"/>
+              <w:left w:val="none"/>
+              <w:right w:val="none"/>
+            </w:tcBorders>
+          </w:tcPr>
+          <w:p>
+            <w:r>
+              <w:rPr>
+                <w:rFonts w:ascii="Adani" w:hAnsi="Adani"/>
+                <w:b w:val="0"/>
+                <w:sz w:val="20"/>
+                <w:u w:val="none"/>
+              </w:rPr>
+              <w:t>NIL</w:t>
+            </w:r>
+          </w:p>
+        </w:tc>
+      </w:tr>
+      <w:tr>
+        <w:tc>
+          <w:tcPr>
+            <w:tcW w:type="dxa" w:w="4536"/>
+            <w:tcBorders>
+              <w:top w:val="none"/>
+              <w:bottom w:val="none"/>
+              <w:left w:val="none"/>
+              <w:right w:val="none"/>
+            </w:tcBorders>
+          </w:tcPr>
+          <w:p>
+            <w:pPr>
+              <w:ind w:left="720"/>
+            </w:pPr>
+            <w:r>
+              <w:rPr>
+                <w:rFonts w:ascii="Adani" w:hAnsi="Adani"/>
+                <w:b w:val="0"/>
+                <w:sz w:val="20"/>
+                <w:u w:val="none"/>
+              </w:rPr>
+              <w:t>8.</w:t>
+              <w:tab/>
+              <w:t>Sister</w:t>
+              <w:tab/>
+              <w:t>:</w:t>
+            </w:r>
+          </w:p>
+        </w:tc>
+        <w:tc>
+          <w:tcPr>
+            <w:tcW w:type="dxa" w:w="4536"/>
+            <w:tcBorders>
+              <w:top w:val="none"/>
+              <w:bottom w:val="none"/>
+              <w:left w:val="none"/>
+              <w:right w:val="none"/>
+            </w:tcBorders>
+          </w:tcPr>
+          <w:p>
+            <w:r>
+              <w:rPr>
+                <w:rFonts w:ascii="Adani" w:hAnsi="Adani"/>
+                <w:b w:val="0"/>
+                <w:sz w:val="20"/>
+                <w:u w:val="none"/>
+              </w:rPr>
+              <w:t>NIL</w:t>
+            </w:r>
+          </w:p>
+        </w:tc>
+      </w:tr>
+    </w:tbl>
     <w:p/>
     <w:p>
       <w:pPr>
@@ -3678,7 +3309,7 @@
                 <w:sz w:val="18"/>
                 <w:u w:val="none"/>
               </w:rPr>
-              <w:t>Date:   07th May, 2026</w:t>
+              <w:t>Date:   15th May, 2026</w:t>
             </w:r>
           </w:p>
         </w:tc>
@@ -3839,7 +3470,7 @@
           <w:sz w:val="20"/>
           <w:u w:val="none"/>
         </w:rPr>
-        <w:t>07th May, 2026</w:t>
+        <w:t>15th May, 2026</w:t>
       </w:r>
     </w:p>
     <w:p>
@@ -3929,6 +3560,21 @@
           <w:sz w:val="20"/>
           <w:u w:val="none"/>
         </w:rPr>
+        <w:t>ADANI GREEN ENERGY TWENTY FOUR B LIMITED</w:t>
+      </w:r>
+    </w:p>
+    <w:p>
+      <w:pPr>
+        <w:spacing w:before="0" w:after="20"/>
+        <w:jc w:val="left"/>
+      </w:pPr>
+      <w:r>
+        <w:rPr>
+          <w:rFonts w:ascii="Adani" w:hAnsi="Adani"/>
+          <w:b/>
+          <w:sz w:val="20"/>
+          <w:u w:val="none"/>
+        </w:rPr>
         <w:t>ADANI GREEN ENERGY TWENTY FIVE A LIMITED</w:t>
       </w:r>
     </w:p>
@@ -3944,7 +3590,7 @@
           <w:sz w:val="20"/>
           <w:u w:val="none"/>
         </w:rPr>
-        <w:t>ADANI GREEN ENERGY TWENTY FOUR B LIMITED</w:t>
+        <w:t>ADANI RENEWABLE ENERGY FIFTY SEVEN LIMITED</w:t>
       </w:r>
     </w:p>
     <w:p>
@@ -3974,7 +3620,7 @@
           <w:sz w:val="20"/>
           <w:u w:val="none"/>
         </w:rPr>
-        <w:t>ADANI RENEWABLE ENERGY FIFTY SEVEN LIMITED</w:t>
+        <w:t>SURAJKIRAN SOLAR TECHNOLOGIES LIMITED</w:t>
       </w:r>
     </w:p>
     <w:p>
@@ -3989,7 +3635,7 @@
           <w:sz w:val="20"/>
           <w:u w:val="none"/>
         </w:rPr>
-        <w:t>ADANI SOLAR ENERGY JODHPUR THREE LIMITED</w:t>
+        <w:t>ADANI WIND ENERGY (GUJARAT) LIMITED</w:t>
       </w:r>
     </w:p>
     <w:p>
@@ -4004,52 +3650,7 @@
           <w:sz w:val="20"/>
           <w:u w:val="none"/>
         </w:rPr>
-        <w:t>ADANI SOLAR ENERGY CHITRAKOOT ONE LIMITED</w:t>
-      </w:r>
-    </w:p>
-    <w:p>
-      <w:pPr>
-        <w:spacing w:before="0" w:after="20"/>
-        <w:jc w:val="left"/>
-      </w:pPr>
-      <w:r>
-        <w:rPr>
-          <w:rFonts w:ascii="Adani" w:hAnsi="Adani"/>
-          <w:b/>
-          <w:sz w:val="20"/>
-          <w:u w:val="none"/>
-        </w:rPr>
-        <w:t>ADANI SOLAR ENERGY JODHPUR TWO LIMITED</w:t>
-      </w:r>
-    </w:p>
-    <w:p>
-      <w:pPr>
-        <w:spacing w:before="0" w:after="20"/>
-        <w:jc w:val="left"/>
-      </w:pPr>
-      <w:r>
-        <w:rPr>
-          <w:rFonts w:ascii="Adani" w:hAnsi="Adani"/>
-          <w:b/>
-          <w:sz w:val="20"/>
-          <w:u w:val="none"/>
-        </w:rPr>
-        <w:t>ADANI SOLAR ENERGY KUTCHH TWO PRIVATE LIMITED</w:t>
-      </w:r>
-    </w:p>
-    <w:p>
-      <w:pPr>
-        <w:spacing w:before="0" w:after="20"/>
-        <w:jc w:val="left"/>
-      </w:pPr>
-      <w:r>
-        <w:rPr>
-          <w:rFonts w:ascii="Adani" w:hAnsi="Adani"/>
-          <w:b/>
-          <w:sz w:val="20"/>
-          <w:u w:val="none"/>
-        </w:rPr>
-        <w:t>ADANI SOLAR ENERGY JODHPUR FIVE LIMITED</w:t>
+        <w:t>SURAJKIRAN RENEWABLE RESOURCES LIMITED</w:t>
       </w:r>
     </w:p>
     <w:p>
@@ -4065,21 +3666,6 @@
           <w:u w:val="none"/>
         </w:rPr>
         <w:t>ADANI SOLAR ENERGY KA NINE LIMITED</w:t>
-      </w:r>
-    </w:p>
-    <w:p>
-      <w:pPr>
-        <w:spacing w:before="0" w:after="20"/>
-        <w:jc w:val="left"/>
-      </w:pPr>
-      <w:r>
-        <w:rPr>
-          <w:rFonts w:ascii="Adani" w:hAnsi="Adani"/>
-          <w:b/>
-          <w:sz w:val="20"/>
-          <w:u w:val="none"/>
-        </w:rPr>
-        <w:t>ADANI WIND ENERGY (GUJARAT) LIMITED</w:t>
       </w:r>
     </w:p>
     <w:p>
@@ -4200,6 +3786,21 @@
           <w:sz w:val="20"/>
           <w:u w:val="none"/>
         </w:rPr>
+        <w:t>ADANI GREEN ENERGY TWENTY FOUR B LIMITED</w:t>
+      </w:r>
+    </w:p>
+    <w:p>
+      <w:pPr>
+        <w:spacing w:before="0" w:after="20"/>
+        <w:jc w:val="left"/>
+      </w:pPr>
+      <w:r>
+        <w:rPr>
+          <w:rFonts w:ascii="Adani" w:hAnsi="Adani"/>
+          <w:b w:val="0"/>
+          <w:sz w:val="20"/>
+          <w:u w:val="none"/>
+        </w:rPr>
         <w:t>ADANI GREEN ENERGY TWENTY FIVE A LIMITED</w:t>
       </w:r>
     </w:p>
@@ -4215,7 +3816,7 @@
           <w:sz w:val="20"/>
           <w:u w:val="none"/>
         </w:rPr>
-        <w:t>ADANI GREEN ENERGY TWENTY FOUR B LIMITED</w:t>
+        <w:t>ADANI RENEWABLE ENERGY FIFTY SEVEN LIMITED</w:t>
       </w:r>
     </w:p>
     <w:p>
@@ -4245,7 +3846,7 @@
           <w:sz w:val="20"/>
           <w:u w:val="none"/>
         </w:rPr>
-        <w:t>ADANI RENEWABLE ENERGY FIFTY SEVEN LIMITED</w:t>
+        <w:t>SURAJKIRAN SOLAR TECHNOLOGIES LIMITED</w:t>
       </w:r>
     </w:p>
     <w:p>
@@ -4260,7 +3861,7 @@
           <w:sz w:val="20"/>
           <w:u w:val="none"/>
         </w:rPr>
-        <w:t>ADANI SOLAR ENERGY JODHPUR THREE LIMITED</w:t>
+        <w:t>ADANI WIND ENERGY (GUJARAT) LIMITED</w:t>
       </w:r>
     </w:p>
     <w:p>
@@ -4275,37 +3876,7 @@
           <w:sz w:val="20"/>
           <w:u w:val="none"/>
         </w:rPr>
-        <w:t>ADANI SOLAR ENERGY CHITRAKOOT ONE LIMITED</w:t>
-      </w:r>
-    </w:p>
-    <w:p>
-      <w:pPr>
-        <w:spacing w:before="0" w:after="20"/>
-        <w:jc w:val="left"/>
-      </w:pPr>
-      <w:r>
-        <w:rPr>
-          <w:rFonts w:ascii="Adani" w:hAnsi="Adani"/>
-          <w:b w:val="0"/>
-          <w:sz w:val="20"/>
-          <w:u w:val="none"/>
-        </w:rPr>
-        <w:t>ADANI SOLAR ENERGY JODHPUR TWO LIMITED</w:t>
-      </w:r>
-    </w:p>
-    <w:p>
-      <w:pPr>
-        <w:spacing w:before="0" w:after="20"/>
-        <w:jc w:val="left"/>
-      </w:pPr>
-      <w:r>
-        <w:rPr>
-          <w:rFonts w:ascii="Adani" w:hAnsi="Adani"/>
-          <w:b w:val="0"/>
-          <w:sz w:val="20"/>
-          <w:u w:val="none"/>
-        </w:rPr>
-        <w:t>ADANI SOLAR ENERGY JODHPUR FIVE LIMITED</w:t>
+        <w:t>SURAJKIRAN RENEWABLE RESOURCES LIMITED</w:t>
       </w:r>
     </w:p>
     <w:p>
@@ -4321,21 +3892,6 @@
           <w:u w:val="none"/>
         </w:rPr>
         <w:t>ADANI SOLAR ENERGY KA NINE LIMITED</w:t>
-      </w:r>
-    </w:p>
-    <w:p>
-      <w:pPr>
-        <w:spacing w:before="0" w:after="20"/>
-        <w:jc w:val="left"/>
-      </w:pPr>
-      <w:r>
-        <w:rPr>
-          <w:rFonts w:ascii="Adani" w:hAnsi="Adani"/>
-          <w:b w:val="0"/>
-          <w:sz w:val="20"/>
-          <w:u w:val="none"/>
-        </w:rPr>
-        <w:t>ADANI WIND ENERGY (GUJARAT) LIMITED</w:t>
       </w:r>
     </w:p>
     <w:p>
@@ -4405,8 +3961,8 @@
     </w:p>
     <w:p>
       <w:pPr>
-        <w:spacing w:before="0" w:after="20"/>
-        <w:jc w:val="left"/>
+        <w:spacing w:before="0" w:after="80"/>
+        <w:jc w:val="center"/>
       </w:pPr>
       <w:r>
         <w:rPr>
@@ -4415,7 +3971,10 @@
           <w:sz w:val="20"/>
           <w:u w:val="none"/>
         </w:rPr>
-        <w:t>ADANI SOLAR ENERGY KUTCHH TWO PRIVATE LIMITED</w:t>
+        <w:tab/>
+        <w:tab/>
+        <w:tab/>
+        <w:t>NIL</w:t>
       </w:r>
     </w:p>
     <w:p/>
@@ -5173,7 +4732,7 @@
                 <w:sz w:val="18"/>
                 <w:u w:val="none"/>
               </w:rPr>
-              <w:t>15</w:t>
+              <w:t>12</w:t>
             </w:r>
           </w:p>
         </w:tc>
@@ -5688,6 +5247,120 @@
                 <w:sz w:val="18"/>
                 <w:u w:val="none"/>
               </w:rPr>
+              <w:t>U40300GJ2020PLC115109</w:t>
+            </w:r>
+          </w:p>
+        </w:tc>
+        <w:tc>
+          <w:tcPr>
+            <w:tcW w:type="dxa" w:w="4252"/>
+            <w:shd w:val="clear" w:color="auto" w:fill="FFFFFF"/>
+            <w:tcBorders>
+              <w:top w:val="single" w:sz="4" w:space="0" w:color="000000"/>
+              <w:left w:val="single" w:sz="4" w:space="0" w:color="000000"/>
+              <w:bottom w:val="single" w:sz="4" w:space="0" w:color="000000"/>
+              <w:right w:val="single" w:sz="4" w:space="0" w:color="000000"/>
+            </w:tcBorders>
+            <w:vAlign w:val="center"/>
+          </w:tcPr>
+          <w:p>
+            <w:pPr>
+              <w:spacing w:before="40" w:after="40"/>
+              <w:jc w:val="left"/>
+            </w:pPr>
+            <w:r>
+              <w:rPr>
+                <w:rFonts w:ascii="Adani" w:hAnsi="Adani"/>
+                <w:b w:val="0"/>
+                <w:sz w:val="18"/>
+                <w:u w:val="none"/>
+              </w:rPr>
+              <w:t>ADANI GREEN ENERGY TWENTY FOUR B LIMITED</w:t>
+            </w:r>
+          </w:p>
+        </w:tc>
+        <w:tc>
+          <w:tcPr>
+            <w:tcW w:type="dxa" w:w="1587"/>
+            <w:shd w:val="clear" w:color="auto" w:fill="FFFFFF"/>
+            <w:tcBorders>
+              <w:top w:val="single" w:sz="4" w:space="0" w:color="000000"/>
+              <w:left w:val="single" w:sz="4" w:space="0" w:color="000000"/>
+              <w:bottom w:val="single" w:sz="4" w:space="0" w:color="000000"/>
+              <w:right w:val="single" w:sz="4" w:space="0" w:color="000000"/>
+            </w:tcBorders>
+            <w:vAlign w:val="center"/>
+          </w:tcPr>
+          <w:p>
+            <w:pPr>
+              <w:spacing w:before="40" w:after="40"/>
+              <w:jc w:val="left"/>
+            </w:pPr>
+            <w:r>
+              <w:rPr>
+                <w:rFonts w:ascii="Adani" w:hAnsi="Adani"/>
+                <w:b w:val="0"/>
+                <w:sz w:val="18"/>
+                <w:u w:val="none"/>
+              </w:rPr>
+              <w:t>Director</w:t>
+            </w:r>
+          </w:p>
+        </w:tc>
+        <w:tc>
+          <w:tcPr>
+            <w:tcW w:type="dxa" w:w="1304"/>
+            <w:shd w:val="clear" w:color="auto" w:fill="FFFFFF"/>
+            <w:tcBorders>
+              <w:top w:val="single" w:sz="4" w:space="0" w:color="000000"/>
+              <w:left w:val="single" w:sz="4" w:space="0" w:color="000000"/>
+              <w:bottom w:val="single" w:sz="4" w:space="0" w:color="000000"/>
+              <w:right w:val="single" w:sz="4" w:space="0" w:color="000000"/>
+            </w:tcBorders>
+            <w:vAlign w:val="center"/>
+          </w:tcPr>
+          <w:p>
+            <w:pPr>
+              <w:spacing w:before="40" w:after="40"/>
+              <w:jc w:val="left"/>
+            </w:pPr>
+            <w:r>
+              <w:rPr>
+                <w:rFonts w:ascii="Adani" w:hAnsi="Adani"/>
+                <w:b w:val="0"/>
+                <w:sz w:val="18"/>
+                <w:u w:val="none"/>
+              </w:rPr>
+              <w:t>23/06/2025</w:t>
+            </w:r>
+          </w:p>
+        </w:tc>
+      </w:tr>
+      <w:tr>
+        <w:tc>
+          <w:tcPr>
+            <w:tcW w:type="dxa" w:w="2268"/>
+            <w:shd w:val="clear" w:color="auto" w:fill="FFFFFF"/>
+            <w:tcBorders>
+              <w:top w:val="single" w:sz="4" w:space="0" w:color="000000"/>
+              <w:left w:val="single" w:sz="4" w:space="0" w:color="000000"/>
+              <w:bottom w:val="single" w:sz="4" w:space="0" w:color="000000"/>
+              <w:right w:val="single" w:sz="4" w:space="0" w:color="000000"/>
+            </w:tcBorders>
+            <w:vAlign w:val="center"/>
+          </w:tcPr>
+          <w:p>
+            <w:pPr>
+              <w:spacing w:before="40" w:after="40"/>
+              <w:jc w:val="left"/>
+            </w:pPr>
+            <w:r>
+              <w:rPr>
+                <w:rFonts w:ascii="Adani" w:hAnsi="Adani"/>
+                <w:b w:val="0"/>
+                <w:sz w:val="18"/>
+                <w:u w:val="none"/>
+              </w:rPr>
               <w:t>U40108GJ2020PLC114820</w:t>
             </w:r>
           </w:p>
@@ -5802,7 +5475,7 @@
                 <w:sz w:val="18"/>
                 <w:u w:val="none"/>
               </w:rPr>
-              <w:t>U40300GJ2020PLC115109</w:t>
+              <w:t>U35105GJ2023PLC146958</w:t>
             </w:r>
           </w:p>
         </w:tc>
@@ -5830,7 +5503,7 @@
                 <w:sz w:val="18"/>
                 <w:u w:val="none"/>
               </w:rPr>
-              <w:t>ADANI GREEN ENERGY TWENTY FOUR B LIMITED</w:t>
+              <w:t>ADANI RENEWABLE ENERGY FIFTY SEVEN LIMITED</w:t>
             </w:r>
           </w:p>
         </w:tc>
@@ -5858,7 +5531,7 @@
                 <w:sz w:val="18"/>
                 <w:u w:val="none"/>
               </w:rPr>
-              <w:t>Director</w:t>
+              <w:t>Additional Director</w:t>
             </w:r>
           </w:p>
         </w:tc>
@@ -5886,7 +5559,7 @@
                 <w:sz w:val="18"/>
                 <w:u w:val="none"/>
               </w:rPr>
-              <w:t>23/06/2025</w:t>
+              <w:t>14/04/2025</w:t>
             </w:r>
           </w:p>
         </w:tc>
@@ -6030,7 +5703,7 @@
                 <w:sz w:val="18"/>
                 <w:u w:val="none"/>
               </w:rPr>
-              <w:t>U35105GJ2023PLC146958</w:t>
+              <w:t>U74140GJ2015PLC127993</w:t>
             </w:r>
           </w:p>
         </w:tc>
@@ -6058,235 +5731,7 @@
                 <w:sz w:val="18"/>
                 <w:u w:val="none"/>
               </w:rPr>
-              <w:t>ADANI RENEWABLE ENERGY FIFTY SEVEN LIMITED</w:t>
-            </w:r>
-          </w:p>
-        </w:tc>
-        <w:tc>
-          <w:tcPr>
-            <w:tcW w:type="dxa" w:w="1587"/>
-            <w:shd w:val="clear" w:color="auto" w:fill="FFFFFF"/>
-            <w:tcBorders>
-              <w:top w:val="single" w:sz="4" w:space="0" w:color="000000"/>
-              <w:left w:val="single" w:sz="4" w:space="0" w:color="000000"/>
-              <w:bottom w:val="single" w:sz="4" w:space="0" w:color="000000"/>
-              <w:right w:val="single" w:sz="4" w:space="0" w:color="000000"/>
-            </w:tcBorders>
-            <w:vAlign w:val="center"/>
-          </w:tcPr>
-          <w:p>
-            <w:pPr>
-              <w:spacing w:before="40" w:after="40"/>
-              <w:jc w:val="left"/>
-            </w:pPr>
-            <w:r>
-              <w:rPr>
-                <w:rFonts w:ascii="Adani" w:hAnsi="Adani"/>
-                <w:b w:val="0"/>
-                <w:sz w:val="18"/>
-                <w:u w:val="none"/>
-              </w:rPr>
-              <w:t>Additional Director</w:t>
-            </w:r>
-          </w:p>
-        </w:tc>
-        <w:tc>
-          <w:tcPr>
-            <w:tcW w:type="dxa" w:w="1304"/>
-            <w:shd w:val="clear" w:color="auto" w:fill="FFFFFF"/>
-            <w:tcBorders>
-              <w:top w:val="single" w:sz="4" w:space="0" w:color="000000"/>
-              <w:left w:val="single" w:sz="4" w:space="0" w:color="000000"/>
-              <w:bottom w:val="single" w:sz="4" w:space="0" w:color="000000"/>
-              <w:right w:val="single" w:sz="4" w:space="0" w:color="000000"/>
-            </w:tcBorders>
-            <w:vAlign w:val="center"/>
-          </w:tcPr>
-          <w:p>
-            <w:pPr>
-              <w:spacing w:before="40" w:after="40"/>
-              <w:jc w:val="left"/>
-            </w:pPr>
-            <w:r>
-              <w:rPr>
-                <w:rFonts w:ascii="Adani" w:hAnsi="Adani"/>
-                <w:b w:val="0"/>
-                <w:sz w:val="18"/>
-                <w:u w:val="none"/>
-              </w:rPr>
-              <w:t>14/04/2025</w:t>
-            </w:r>
-          </w:p>
-        </w:tc>
-      </w:tr>
-      <w:tr>
-        <w:tc>
-          <w:tcPr>
-            <w:tcW w:type="dxa" w:w="2268"/>
-            <w:shd w:val="clear" w:color="auto" w:fill="FFFFFF"/>
-            <w:tcBorders>
-              <w:top w:val="single" w:sz="4" w:space="0" w:color="000000"/>
-              <w:left w:val="single" w:sz="4" w:space="0" w:color="000000"/>
-              <w:bottom w:val="single" w:sz="4" w:space="0" w:color="000000"/>
-              <w:right w:val="single" w:sz="4" w:space="0" w:color="000000"/>
-            </w:tcBorders>
-            <w:vAlign w:val="center"/>
-          </w:tcPr>
-          <w:p>
-            <w:pPr>
-              <w:spacing w:before="40" w:after="40"/>
-              <w:jc w:val="left"/>
-            </w:pPr>
-            <w:r>
-              <w:rPr>
-                <w:rFonts w:ascii="Adani" w:hAnsi="Adani"/>
-                <w:b w:val="0"/>
-                <w:sz w:val="18"/>
-                <w:u w:val="none"/>
-              </w:rPr>
-              <w:t>U74999GJ2017PLC166456</w:t>
-            </w:r>
-          </w:p>
-        </w:tc>
-        <w:tc>
-          <w:tcPr>
-            <w:tcW w:type="dxa" w:w="4252"/>
-            <w:shd w:val="clear" w:color="auto" w:fill="FFFFFF"/>
-            <w:tcBorders>
-              <w:top w:val="single" w:sz="4" w:space="0" w:color="000000"/>
-              <w:left w:val="single" w:sz="4" w:space="0" w:color="000000"/>
-              <w:bottom w:val="single" w:sz="4" w:space="0" w:color="000000"/>
-              <w:right w:val="single" w:sz="4" w:space="0" w:color="000000"/>
-            </w:tcBorders>
-            <w:vAlign w:val="center"/>
-          </w:tcPr>
-          <w:p>
-            <w:pPr>
-              <w:spacing w:before="40" w:after="40"/>
-              <w:jc w:val="left"/>
-            </w:pPr>
-            <w:r>
-              <w:rPr>
-                <w:rFonts w:ascii="Adani" w:hAnsi="Adani"/>
-                <w:b w:val="0"/>
-                <w:sz w:val="18"/>
-                <w:u w:val="none"/>
-              </w:rPr>
-              <w:t>ADANI SOLAR ENERGY JODHPUR THREE LIMITED</w:t>
-            </w:r>
-          </w:p>
-        </w:tc>
-        <w:tc>
-          <w:tcPr>
-            <w:tcW w:type="dxa" w:w="1587"/>
-            <w:shd w:val="clear" w:color="auto" w:fill="FFFFFF"/>
-            <w:tcBorders>
-              <w:top w:val="single" w:sz="4" w:space="0" w:color="000000"/>
-              <w:left w:val="single" w:sz="4" w:space="0" w:color="000000"/>
-              <w:bottom w:val="single" w:sz="4" w:space="0" w:color="000000"/>
-              <w:right w:val="single" w:sz="4" w:space="0" w:color="000000"/>
-            </w:tcBorders>
-            <w:vAlign w:val="center"/>
-          </w:tcPr>
-          <w:p>
-            <w:pPr>
-              <w:spacing w:before="40" w:after="40"/>
-              <w:jc w:val="left"/>
-            </w:pPr>
-            <w:r>
-              <w:rPr>
-                <w:rFonts w:ascii="Adani" w:hAnsi="Adani"/>
-                <w:b w:val="0"/>
-                <w:sz w:val="18"/>
-                <w:u w:val="none"/>
-              </w:rPr>
-              <w:t>Director</w:t>
-            </w:r>
-          </w:p>
-        </w:tc>
-        <w:tc>
-          <w:tcPr>
-            <w:tcW w:type="dxa" w:w="1304"/>
-            <w:shd w:val="clear" w:color="auto" w:fill="FFFFFF"/>
-            <w:tcBorders>
-              <w:top w:val="single" w:sz="4" w:space="0" w:color="000000"/>
-              <w:left w:val="single" w:sz="4" w:space="0" w:color="000000"/>
-              <w:bottom w:val="single" w:sz="4" w:space="0" w:color="000000"/>
-              <w:right w:val="single" w:sz="4" w:space="0" w:color="000000"/>
-            </w:tcBorders>
-            <w:vAlign w:val="center"/>
-          </w:tcPr>
-          <w:p>
-            <w:pPr>
-              <w:spacing w:before="40" w:after="40"/>
-              <w:jc w:val="left"/>
-            </w:pPr>
-            <w:r>
-              <w:rPr>
-                <w:rFonts w:ascii="Adani" w:hAnsi="Adani"/>
-                <w:b w:val="0"/>
-                <w:sz w:val="18"/>
-                <w:u w:val="none"/>
-              </w:rPr>
-              <w:t>25/07/2022</w:t>
-            </w:r>
-          </w:p>
-        </w:tc>
-      </w:tr>
-      <w:tr>
-        <w:tc>
-          <w:tcPr>
-            <w:tcW w:type="dxa" w:w="2268"/>
-            <w:shd w:val="clear" w:color="auto" w:fill="FFFFFF"/>
-            <w:tcBorders>
-              <w:top w:val="single" w:sz="4" w:space="0" w:color="000000"/>
-              <w:left w:val="single" w:sz="4" w:space="0" w:color="000000"/>
-              <w:bottom w:val="single" w:sz="4" w:space="0" w:color="000000"/>
-              <w:right w:val="single" w:sz="4" w:space="0" w:color="000000"/>
-            </w:tcBorders>
-            <w:vAlign w:val="center"/>
-          </w:tcPr>
-          <w:p>
-            <w:pPr>
-              <w:spacing w:before="40" w:after="40"/>
-              <w:jc w:val="left"/>
-            </w:pPr>
-            <w:r>
-              <w:rPr>
-                <w:rFonts w:ascii="Adani" w:hAnsi="Adani"/>
-                <w:b w:val="0"/>
-                <w:sz w:val="18"/>
-                <w:u w:val="none"/>
-              </w:rPr>
-              <w:t>U40106GJ2018PLC104745</w:t>
-            </w:r>
-          </w:p>
-        </w:tc>
-        <w:tc>
-          <w:tcPr>
-            <w:tcW w:type="dxa" w:w="4252"/>
-            <w:shd w:val="clear" w:color="auto" w:fill="FFFFFF"/>
-            <w:tcBorders>
-              <w:top w:val="single" w:sz="4" w:space="0" w:color="000000"/>
-              <w:left w:val="single" w:sz="4" w:space="0" w:color="000000"/>
-              <w:bottom w:val="single" w:sz="4" w:space="0" w:color="000000"/>
-              <w:right w:val="single" w:sz="4" w:space="0" w:color="000000"/>
-            </w:tcBorders>
-            <w:vAlign w:val="center"/>
-          </w:tcPr>
-          <w:p>
-            <w:pPr>
-              <w:spacing w:before="40" w:after="40"/>
-              <w:jc w:val="left"/>
-            </w:pPr>
-            <w:r>
-              <w:rPr>
-                <w:rFonts w:ascii="Adani" w:hAnsi="Adani"/>
-                <w:b w:val="0"/>
-                <w:sz w:val="18"/>
-                <w:u w:val="none"/>
-              </w:rPr>
-              <w:t>ADANI SOLAR ENERGY CHITRAKOOT ONE LIMITED</w:t>
+              <w:t>SURAJKIRAN SOLAR TECHNOLOGIES LIMITED</w:t>
             </w:r>
           </w:p>
         </w:tc>
@@ -6372,7 +5817,7 @@
                 <w:sz w:val="18"/>
                 <w:u w:val="none"/>
               </w:rPr>
-              <w:t>U40106GJ2019PLC110173</w:t>
+              <w:t>U45206GJ2008PLC128375</w:t>
             </w:r>
           </w:p>
         </w:tc>
@@ -6400,7 +5845,7 @@
                 <w:sz w:val="18"/>
                 <w:u w:val="none"/>
               </w:rPr>
-              <w:t>ADANI SOLAR ENERGY JODHPUR TWO LIMITED</w:t>
+              <w:t>ADANI WIND ENERGY (GUJARAT) LIMITED</w:t>
             </w:r>
           </w:p>
         </w:tc>
@@ -6486,7 +5931,7 @@
                 <w:sz w:val="18"/>
                 <w:u w:val="none"/>
               </w:rPr>
-              <w:t>U40106GJ2016PTC086542</w:t>
+              <w:t>U74999GJ2015PLC127992</w:t>
             </w:r>
           </w:p>
         </w:tc>
@@ -6514,121 +5959,7 @@
                 <w:sz w:val="18"/>
                 <w:u w:val="none"/>
               </w:rPr>
-              <w:t>ADANI SOLAR ENERGY KUTCHH TWO PRIVATE LIMITED</w:t>
-            </w:r>
-          </w:p>
-        </w:tc>
-        <w:tc>
-          <w:tcPr>
-            <w:tcW w:type="dxa" w:w="1587"/>
-            <w:shd w:val="clear" w:color="auto" w:fill="FFFFFF"/>
-            <w:tcBorders>
-              <w:top w:val="single" w:sz="4" w:space="0" w:color="000000"/>
-              <w:left w:val="single" w:sz="4" w:space="0" w:color="000000"/>
-              <w:bottom w:val="single" w:sz="4" w:space="0" w:color="000000"/>
-              <w:right w:val="single" w:sz="4" w:space="0" w:color="000000"/>
-            </w:tcBorders>
-            <w:vAlign w:val="center"/>
-          </w:tcPr>
-          <w:p>
-            <w:pPr>
-              <w:spacing w:before="40" w:after="40"/>
-              <w:jc w:val="left"/>
-            </w:pPr>
-            <w:r>
-              <w:rPr>
-                <w:rFonts w:ascii="Adani" w:hAnsi="Adani"/>
-                <w:b w:val="0"/>
-                <w:sz w:val="18"/>
-                <w:u w:val="none"/>
-              </w:rPr>
-              <w:t>Director</w:t>
-            </w:r>
-          </w:p>
-        </w:tc>
-        <w:tc>
-          <w:tcPr>
-            <w:tcW w:type="dxa" w:w="1304"/>
-            <w:shd w:val="clear" w:color="auto" w:fill="FFFFFF"/>
-            <w:tcBorders>
-              <w:top w:val="single" w:sz="4" w:space="0" w:color="000000"/>
-              <w:left w:val="single" w:sz="4" w:space="0" w:color="000000"/>
-              <w:bottom w:val="single" w:sz="4" w:space="0" w:color="000000"/>
-              <w:right w:val="single" w:sz="4" w:space="0" w:color="000000"/>
-            </w:tcBorders>
-            <w:vAlign w:val="center"/>
-          </w:tcPr>
-          <w:p>
-            <w:pPr>
-              <w:spacing w:before="40" w:after="40"/>
-              <w:jc w:val="left"/>
-            </w:pPr>
-            <w:r>
-              <w:rPr>
-                <w:rFonts w:ascii="Adani" w:hAnsi="Adani"/>
-                <w:b w:val="0"/>
-                <w:sz w:val="18"/>
-                <w:u w:val="none"/>
-              </w:rPr>
-              <w:t>10/03/2022</w:t>
-            </w:r>
-          </w:p>
-        </w:tc>
-      </w:tr>
-      <w:tr>
-        <w:tc>
-          <w:tcPr>
-            <w:tcW w:type="dxa" w:w="2268"/>
-            <w:shd w:val="clear" w:color="auto" w:fill="FFFFFF"/>
-            <w:tcBorders>
-              <w:top w:val="single" w:sz="4" w:space="0" w:color="000000"/>
-              <w:left w:val="single" w:sz="4" w:space="0" w:color="000000"/>
-              <w:bottom w:val="single" w:sz="4" w:space="0" w:color="000000"/>
-              <w:right w:val="single" w:sz="4" w:space="0" w:color="000000"/>
-            </w:tcBorders>
-            <w:vAlign w:val="center"/>
-          </w:tcPr>
-          <w:p>
-            <w:pPr>
-              <w:spacing w:before="40" w:after="40"/>
-              <w:jc w:val="left"/>
-            </w:pPr>
-            <w:r>
-              <w:rPr>
-                <w:rFonts w:ascii="Adani" w:hAnsi="Adani"/>
-                <w:b w:val="0"/>
-                <w:sz w:val="18"/>
-                <w:u w:val="none"/>
-              </w:rPr>
-              <w:t>U74999DL2018PLC331864</w:t>
-            </w:r>
-          </w:p>
-        </w:tc>
-        <w:tc>
-          <w:tcPr>
-            <w:tcW w:type="dxa" w:w="4252"/>
-            <w:shd w:val="clear" w:color="auto" w:fill="FFFFFF"/>
-            <w:tcBorders>
-              <w:top w:val="single" w:sz="4" w:space="0" w:color="000000"/>
-              <w:left w:val="single" w:sz="4" w:space="0" w:color="000000"/>
-              <w:bottom w:val="single" w:sz="4" w:space="0" w:color="000000"/>
-              <w:right w:val="single" w:sz="4" w:space="0" w:color="000000"/>
-            </w:tcBorders>
-            <w:vAlign w:val="center"/>
-          </w:tcPr>
-          <w:p>
-            <w:pPr>
-              <w:spacing w:before="40" w:after="40"/>
-              <w:jc w:val="left"/>
-            </w:pPr>
-            <w:r>
-              <w:rPr>
-                <w:rFonts w:ascii="Adani" w:hAnsi="Adani"/>
-                <w:b w:val="0"/>
-                <w:sz w:val="18"/>
-                <w:u w:val="none"/>
-              </w:rPr>
-              <w:t>ADANI SOLAR ENERGY JODHPUR FIVE LIMITED</w:t>
+              <w:t>SURAJKIRAN RENEWABLE RESOURCES LIMITED</w:t>
             </w:r>
           </w:p>
         </w:tc>
@@ -6743,120 +6074,6 @@
                 <w:u w:val="none"/>
               </w:rPr>
               <w:t>ADANI SOLAR ENERGY KA NINE LIMITED</w:t>
-            </w:r>
-          </w:p>
-        </w:tc>
-        <w:tc>
-          <w:tcPr>
-            <w:tcW w:type="dxa" w:w="1587"/>
-            <w:shd w:val="clear" w:color="auto" w:fill="FFFFFF"/>
-            <w:tcBorders>
-              <w:top w:val="single" w:sz="4" w:space="0" w:color="000000"/>
-              <w:left w:val="single" w:sz="4" w:space="0" w:color="000000"/>
-              <w:bottom w:val="single" w:sz="4" w:space="0" w:color="000000"/>
-              <w:right w:val="single" w:sz="4" w:space="0" w:color="000000"/>
-            </w:tcBorders>
-            <w:vAlign w:val="center"/>
-          </w:tcPr>
-          <w:p>
-            <w:pPr>
-              <w:spacing w:before="40" w:after="40"/>
-              <w:jc w:val="left"/>
-            </w:pPr>
-            <w:r>
-              <w:rPr>
-                <w:rFonts w:ascii="Adani" w:hAnsi="Adani"/>
-                <w:b w:val="0"/>
-                <w:sz w:val="18"/>
-                <w:u w:val="none"/>
-              </w:rPr>
-              <w:t>Director</w:t>
-            </w:r>
-          </w:p>
-        </w:tc>
-        <w:tc>
-          <w:tcPr>
-            <w:tcW w:type="dxa" w:w="1304"/>
-            <w:shd w:val="clear" w:color="auto" w:fill="FFFFFF"/>
-            <w:tcBorders>
-              <w:top w:val="single" w:sz="4" w:space="0" w:color="000000"/>
-              <w:left w:val="single" w:sz="4" w:space="0" w:color="000000"/>
-              <w:bottom w:val="single" w:sz="4" w:space="0" w:color="000000"/>
-              <w:right w:val="single" w:sz="4" w:space="0" w:color="000000"/>
-            </w:tcBorders>
-            <w:vAlign w:val="center"/>
-          </w:tcPr>
-          <w:p>
-            <w:pPr>
-              <w:spacing w:before="40" w:after="40"/>
-              <w:jc w:val="left"/>
-            </w:pPr>
-            <w:r>
-              <w:rPr>
-                <w:rFonts w:ascii="Adani" w:hAnsi="Adani"/>
-                <w:b w:val="0"/>
-                <w:sz w:val="18"/>
-                <w:u w:val="none"/>
-              </w:rPr>
-              <w:t>10/03/2022</w:t>
-            </w:r>
-          </w:p>
-        </w:tc>
-      </w:tr>
-      <w:tr>
-        <w:tc>
-          <w:tcPr>
-            <w:tcW w:type="dxa" w:w="2268"/>
-            <w:shd w:val="clear" w:color="auto" w:fill="FFFFFF"/>
-            <w:tcBorders>
-              <w:top w:val="single" w:sz="4" w:space="0" w:color="000000"/>
-              <w:left w:val="single" w:sz="4" w:space="0" w:color="000000"/>
-              <w:bottom w:val="single" w:sz="4" w:space="0" w:color="000000"/>
-              <w:right w:val="single" w:sz="4" w:space="0" w:color="000000"/>
-            </w:tcBorders>
-            <w:vAlign w:val="center"/>
-          </w:tcPr>
-          <w:p>
-            <w:pPr>
-              <w:spacing w:before="40" w:after="40"/>
-              <w:jc w:val="left"/>
-            </w:pPr>
-            <w:r>
-              <w:rPr>
-                <w:rFonts w:ascii="Adani" w:hAnsi="Adani"/>
-                <w:b w:val="0"/>
-                <w:sz w:val="18"/>
-                <w:u w:val="none"/>
-              </w:rPr>
-              <w:t>U45206GJ2008PLC128375</w:t>
-            </w:r>
-          </w:p>
-        </w:tc>
-        <w:tc>
-          <w:tcPr>
-            <w:tcW w:type="dxa" w:w="4252"/>
-            <w:shd w:val="clear" w:color="auto" w:fill="FFFFFF"/>
-            <w:tcBorders>
-              <w:top w:val="single" w:sz="4" w:space="0" w:color="000000"/>
-              <w:left w:val="single" w:sz="4" w:space="0" w:color="000000"/>
-              <w:bottom w:val="single" w:sz="4" w:space="0" w:color="000000"/>
-              <w:right w:val="single" w:sz="4" w:space="0" w:color="000000"/>
-            </w:tcBorders>
-            <w:vAlign w:val="center"/>
-          </w:tcPr>
-          <w:p>
-            <w:pPr>
-              <w:spacing w:before="40" w:after="40"/>
-              <w:jc w:val="left"/>
-            </w:pPr>
-            <w:r>
-              <w:rPr>
-                <w:rFonts w:ascii="Adani" w:hAnsi="Adani"/>
-                <w:b w:val="0"/>
-                <w:sz w:val="18"/>
-                <w:u w:val="none"/>
-              </w:rPr>
-              <w:t>ADANI WIND ENERGY (GUJARAT) LIMITED</w:t>
             </w:r>
           </w:p>
         </w:tc>

--- a/Backend/Director_Disclosure/Output_Disclosures/2024-25/ADANI_RENEWABLE_ENERGY_FIFTY_SEVEN_LIMITED/MBP-1/MBP1_Koushlya_Vijay_Melwani_01575110.docx
+++ b/Backend/Director_Disclosure/Output_Disclosures/2024-25/ADANI_RENEWABLE_ENERGY_FIFTY_SEVEN_LIMITED/MBP-1/MBP1_Koushlya_Vijay_Melwani_01575110.docx
@@ -2272,7 +2272,7 @@
                 <w:sz w:val="18"/>
                 <w:u w:val="none"/>
               </w:rPr>
-              <w:t>Date:   15th May, 2026</w:t>
+              <w:t>Date:   27th May, 2026</w:t>
             </w:r>
           </w:p>
         </w:tc>
@@ -3309,7 +3309,7 @@
                 <w:sz w:val="18"/>
                 <w:u w:val="none"/>
               </w:rPr>
-              <w:t>Date:   15th May, 2026</w:t>
+              <w:t>Date:   27th May, 2026</w:t>
             </w:r>
           </w:p>
         </w:tc>
@@ -3470,7 +3470,7 @@
           <w:sz w:val="20"/>
           <w:u w:val="none"/>
         </w:rPr>
-        <w:t>15th May, 2026</w:t>
+        <w:t>27th May, 2026</w:t>
       </w:r>
     </w:p>
     <w:p>

--- a/Backend/Director_Disclosure/Output_Disclosures/2024-25/ADANI_RENEWABLE_ENERGY_FIFTY_SEVEN_LIMITED/MBP-1/MBP1_Koushlya_Vijay_Melwani_01575110.docx
+++ b/Backend/Director_Disclosure/Output_Disclosures/2024-25/ADANI_RENEWABLE_ENERGY_FIFTY_SEVEN_LIMITED/MBP-1/MBP1_Koushlya_Vijay_Melwani_01575110.docx
@@ -815,7 +815,7 @@
                 <w:sz w:val="18"/>
                 <w:u w:val="none"/>
               </w:rPr>
-              <w:t>ADANI GREEN ENERGY TWENTY FOUR B LIMITED</w:t>
+              <w:t>ADANI RENEWABLE ENERGY FIFTY SEVEN LIMITED</w:t>
             </w:r>
           </w:p>
         </w:tc>
@@ -957,7 +957,7 @@
                 <w:sz w:val="18"/>
                 <w:u w:val="none"/>
               </w:rPr>
-              <w:t>ADANI GREEN ENERGY TWENTY FIVE A LIMITED</w:t>
+              <w:t>ADANI GREEN ENERGY TWENTY FOUR B LIMITED</w:t>
             </w:r>
           </w:p>
         </w:tc>
@@ -1099,7 +1099,7 @@
                 <w:sz w:val="18"/>
                 <w:u w:val="none"/>
               </w:rPr>
-              <w:t>ADANI RENEWABLE ENERGY FIFTY SEVEN LIMITED</w:t>
+              <w:t>ADANI GREEN ENERGY TWENTY FIVE A LIMITED</w:t>
             </w:r>
           </w:p>
         </w:tc>
@@ -1127,7 +1127,7 @@
                 <w:sz w:val="18"/>
                 <w:u w:val="none"/>
               </w:rPr>
-              <w:t>Additional Director</w:t>
+              <w:t>Director</w:t>
             </w:r>
           </w:p>
         </w:tc>
@@ -1183,7 +1183,7 @@
                 <w:sz w:val="18"/>
                 <w:u w:val="none"/>
               </w:rPr>
-              <w:t>14/04/2025</w:t>
+              <w:t>23/06/2025</w:t>
             </w:r>
           </w:p>
         </w:tc>
@@ -1269,7 +1269,7 @@
                 <w:sz w:val="18"/>
                 <w:u w:val="none"/>
               </w:rPr>
-              <w:t>Additional Director</w:t>
+              <w:t>Director</w:t>
             </w:r>
           </w:p>
         </w:tc>
@@ -1325,7 +1325,7 @@
                 <w:sz w:val="18"/>
                 <w:u w:val="none"/>
               </w:rPr>
-              <w:t>14/04/2025</w:t>
+              <w:t>23/06/2025</w:t>
             </w:r>
           </w:p>
         </w:tc>
@@ -1383,7 +1383,7 @@
                 <w:sz w:val="18"/>
                 <w:u w:val="none"/>
               </w:rPr>
-              <w:t>SURAJKIRAN SOLAR TECHNOLOGIES LIMITED</w:t>
+              <w:t>ADANI WIND ENERGY (GUJARAT) LIMITED</w:t>
             </w:r>
           </w:p>
         </w:tc>
@@ -1525,7 +1525,7 @@
                 <w:sz w:val="18"/>
                 <w:u w:val="none"/>
               </w:rPr>
-              <w:t>ADANI WIND ENERGY (GUJARAT) LIMITED</w:t>
+              <w:t>ADANI SOLAR ENERGY KA NINE LIMITED</w:t>
             </w:r>
           </w:p>
         </w:tc>
@@ -1640,290 +1640,6 @@
                 <w:u w:val="none"/>
               </w:rPr>
               <w:t>10</w:t>
-            </w:r>
-          </w:p>
-        </w:tc>
-        <w:tc>
-          <w:tcPr>
-            <w:tcW w:type="dxa" w:w="3969"/>
-            <w:shd w:val="clear" w:color="auto" w:fill="FFFFFF"/>
-            <w:tcBorders>
-              <w:top w:val="single" w:sz="4" w:space="0" w:color="000000"/>
-              <w:left w:val="single" w:sz="4" w:space="0" w:color="000000"/>
-              <w:bottom w:val="single" w:sz="4" w:space="0" w:color="000000"/>
-              <w:right w:val="single" w:sz="4" w:space="0" w:color="000000"/>
-            </w:tcBorders>
-            <w:vAlign w:val="center"/>
-          </w:tcPr>
-          <w:p>
-            <w:pPr>
-              <w:spacing w:before="40" w:after="40"/>
-              <w:jc w:val="left"/>
-            </w:pPr>
-            <w:r>
-              <w:rPr>
-                <w:rFonts w:ascii="Adani" w:hAnsi="Adani"/>
-                <w:b w:val="0"/>
-                <w:sz w:val="18"/>
-                <w:u w:val="none"/>
-              </w:rPr>
-              <w:t>SURAJKIRAN RENEWABLE RESOURCES LIMITED</w:t>
-            </w:r>
-          </w:p>
-        </w:tc>
-        <w:tc>
-          <w:tcPr>
-            <w:tcW w:type="dxa" w:w="1814"/>
-            <w:shd w:val="clear" w:color="auto" w:fill="FFFFFF"/>
-            <w:tcBorders>
-              <w:top w:val="single" w:sz="4" w:space="0" w:color="000000"/>
-              <w:left w:val="single" w:sz="4" w:space="0" w:color="000000"/>
-              <w:bottom w:val="single" w:sz="4" w:space="0" w:color="000000"/>
-              <w:right w:val="single" w:sz="4" w:space="0" w:color="000000"/>
-            </w:tcBorders>
-            <w:vAlign w:val="center"/>
-          </w:tcPr>
-          <w:p>
-            <w:pPr>
-              <w:spacing w:before="40" w:after="40"/>
-              <w:jc w:val="left"/>
-            </w:pPr>
-            <w:r>
-              <w:rPr>
-                <w:rFonts w:ascii="Adani" w:hAnsi="Adani"/>
-                <w:b w:val="0"/>
-                <w:sz w:val="18"/>
-                <w:u w:val="none"/>
-              </w:rPr>
-              <w:t>Director</w:t>
-            </w:r>
-          </w:p>
-        </w:tc>
-        <w:tc>
-          <w:tcPr>
-            <w:tcW w:type="dxa" w:w="1020"/>
-            <w:shd w:val="clear" w:color="auto" w:fill="FFFFFF"/>
-            <w:tcBorders>
-              <w:top w:val="single" w:sz="4" w:space="0" w:color="000000"/>
-              <w:left w:val="single" w:sz="4" w:space="0" w:color="000000"/>
-              <w:bottom w:val="single" w:sz="4" w:space="0" w:color="000000"/>
-              <w:right w:val="single" w:sz="4" w:space="0" w:color="000000"/>
-            </w:tcBorders>
-            <w:vAlign w:val="center"/>
-          </w:tcPr>
-          <w:p>
-            <w:pPr>
-              <w:spacing w:before="40" w:after="40"/>
-              <w:jc w:val="left"/>
-            </w:pPr>
-            <w:r>
-              <w:rPr>
-                <w:rFonts w:ascii="Adani" w:hAnsi="Adani"/>
-                <w:b w:val="0"/>
-                <w:sz w:val="18"/>
-                <w:u w:val="none"/>
-              </w:rPr>
-              <w:t>NIL</w:t>
-            </w:r>
-          </w:p>
-        </w:tc>
-        <w:tc>
-          <w:tcPr>
-            <w:tcW w:type="dxa" w:w="1247"/>
-            <w:shd w:val="clear" w:color="auto" w:fill="FFFFFF"/>
-            <w:tcBorders>
-              <w:top w:val="single" w:sz="4" w:space="0" w:color="000000"/>
-              <w:left w:val="single" w:sz="4" w:space="0" w:color="000000"/>
-              <w:bottom w:val="single" w:sz="4" w:space="0" w:color="000000"/>
-              <w:right w:val="single" w:sz="4" w:space="0" w:color="000000"/>
-            </w:tcBorders>
-            <w:vAlign w:val="center"/>
-          </w:tcPr>
-          <w:p>
-            <w:pPr>
-              <w:spacing w:before="40" w:after="40"/>
-              <w:jc w:val="left"/>
-            </w:pPr>
-            <w:r>
-              <w:rPr>
-                <w:rFonts w:ascii="Adani" w:hAnsi="Adani"/>
-                <w:b w:val="0"/>
-                <w:sz w:val="18"/>
-                <w:u w:val="none"/>
-              </w:rPr>
-              <w:t>10/03/2022</w:t>
-            </w:r>
-          </w:p>
-        </w:tc>
-      </w:tr>
-      <w:tr>
-        <w:tc>
-          <w:tcPr>
-            <w:tcW w:type="dxa" w:w="680"/>
-            <w:shd w:val="clear" w:color="auto" w:fill="FFFFFF"/>
-            <w:tcBorders>
-              <w:top w:val="single" w:sz="4" w:space="0" w:color="000000"/>
-              <w:left w:val="single" w:sz="4" w:space="0" w:color="000000"/>
-              <w:bottom w:val="single" w:sz="4" w:space="0" w:color="000000"/>
-              <w:right w:val="single" w:sz="4" w:space="0" w:color="000000"/>
-            </w:tcBorders>
-            <w:vAlign w:val="center"/>
-          </w:tcPr>
-          <w:p>
-            <w:pPr>
-              <w:spacing w:before="40" w:after="40"/>
-              <w:jc w:val="left"/>
-            </w:pPr>
-            <w:r>
-              <w:rPr>
-                <w:rFonts w:ascii="Adani" w:hAnsi="Adani"/>
-                <w:b w:val="0"/>
-                <w:sz w:val="18"/>
-                <w:u w:val="none"/>
-              </w:rPr>
-              <w:t>11</w:t>
-            </w:r>
-          </w:p>
-        </w:tc>
-        <w:tc>
-          <w:tcPr>
-            <w:tcW w:type="dxa" w:w="3969"/>
-            <w:shd w:val="clear" w:color="auto" w:fill="FFFFFF"/>
-            <w:tcBorders>
-              <w:top w:val="single" w:sz="4" w:space="0" w:color="000000"/>
-              <w:left w:val="single" w:sz="4" w:space="0" w:color="000000"/>
-              <w:bottom w:val="single" w:sz="4" w:space="0" w:color="000000"/>
-              <w:right w:val="single" w:sz="4" w:space="0" w:color="000000"/>
-            </w:tcBorders>
-            <w:vAlign w:val="center"/>
-          </w:tcPr>
-          <w:p>
-            <w:pPr>
-              <w:spacing w:before="40" w:after="40"/>
-              <w:jc w:val="left"/>
-            </w:pPr>
-            <w:r>
-              <w:rPr>
-                <w:rFonts w:ascii="Adani" w:hAnsi="Adani"/>
-                <w:b w:val="0"/>
-                <w:sz w:val="18"/>
-                <w:u w:val="none"/>
-              </w:rPr>
-              <w:t>ADANI SOLAR ENERGY KA NINE LIMITED</w:t>
-            </w:r>
-          </w:p>
-        </w:tc>
-        <w:tc>
-          <w:tcPr>
-            <w:tcW w:type="dxa" w:w="1814"/>
-            <w:shd w:val="clear" w:color="auto" w:fill="FFFFFF"/>
-            <w:tcBorders>
-              <w:top w:val="single" w:sz="4" w:space="0" w:color="000000"/>
-              <w:left w:val="single" w:sz="4" w:space="0" w:color="000000"/>
-              <w:bottom w:val="single" w:sz="4" w:space="0" w:color="000000"/>
-              <w:right w:val="single" w:sz="4" w:space="0" w:color="000000"/>
-            </w:tcBorders>
-            <w:vAlign w:val="center"/>
-          </w:tcPr>
-          <w:p>
-            <w:pPr>
-              <w:spacing w:before="40" w:after="40"/>
-              <w:jc w:val="left"/>
-            </w:pPr>
-            <w:r>
-              <w:rPr>
-                <w:rFonts w:ascii="Adani" w:hAnsi="Adani"/>
-                <w:b w:val="0"/>
-                <w:sz w:val="18"/>
-                <w:u w:val="none"/>
-              </w:rPr>
-              <w:t>Director</w:t>
-            </w:r>
-          </w:p>
-        </w:tc>
-        <w:tc>
-          <w:tcPr>
-            <w:tcW w:type="dxa" w:w="1020"/>
-            <w:shd w:val="clear" w:color="auto" w:fill="FFFFFF"/>
-            <w:tcBorders>
-              <w:top w:val="single" w:sz="4" w:space="0" w:color="000000"/>
-              <w:left w:val="single" w:sz="4" w:space="0" w:color="000000"/>
-              <w:bottom w:val="single" w:sz="4" w:space="0" w:color="000000"/>
-              <w:right w:val="single" w:sz="4" w:space="0" w:color="000000"/>
-            </w:tcBorders>
-            <w:vAlign w:val="center"/>
-          </w:tcPr>
-          <w:p>
-            <w:pPr>
-              <w:spacing w:before="40" w:after="40"/>
-              <w:jc w:val="left"/>
-            </w:pPr>
-            <w:r>
-              <w:rPr>
-                <w:rFonts w:ascii="Adani" w:hAnsi="Adani"/>
-                <w:b w:val="0"/>
-                <w:sz w:val="18"/>
-                <w:u w:val="none"/>
-              </w:rPr>
-              <w:t>NIL</w:t>
-            </w:r>
-          </w:p>
-        </w:tc>
-        <w:tc>
-          <w:tcPr>
-            <w:tcW w:type="dxa" w:w="1247"/>
-            <w:shd w:val="clear" w:color="auto" w:fill="FFFFFF"/>
-            <w:tcBorders>
-              <w:top w:val="single" w:sz="4" w:space="0" w:color="000000"/>
-              <w:left w:val="single" w:sz="4" w:space="0" w:color="000000"/>
-              <w:bottom w:val="single" w:sz="4" w:space="0" w:color="000000"/>
-              <w:right w:val="single" w:sz="4" w:space="0" w:color="000000"/>
-            </w:tcBorders>
-            <w:vAlign w:val="center"/>
-          </w:tcPr>
-          <w:p>
-            <w:pPr>
-              <w:spacing w:before="40" w:after="40"/>
-              <w:jc w:val="left"/>
-            </w:pPr>
-            <w:r>
-              <w:rPr>
-                <w:rFonts w:ascii="Adani" w:hAnsi="Adani"/>
-                <w:b w:val="0"/>
-                <w:sz w:val="18"/>
-                <w:u w:val="none"/>
-              </w:rPr>
-              <w:t>10/03/2022</w:t>
-            </w:r>
-          </w:p>
-        </w:tc>
-      </w:tr>
-      <w:tr>
-        <w:tc>
-          <w:tcPr>
-            <w:tcW w:type="dxa" w:w="680"/>
-            <w:shd w:val="clear" w:color="auto" w:fill="FFFFFF"/>
-            <w:tcBorders>
-              <w:top w:val="single" w:sz="4" w:space="0" w:color="000000"/>
-              <w:left w:val="single" w:sz="4" w:space="0" w:color="000000"/>
-              <w:bottom w:val="single" w:sz="4" w:space="0" w:color="000000"/>
-              <w:right w:val="single" w:sz="4" w:space="0" w:color="000000"/>
-            </w:tcBorders>
-            <w:vAlign w:val="center"/>
-          </w:tcPr>
-          <w:p>
-            <w:pPr>
-              <w:spacing w:before="40" w:after="40"/>
-              <w:jc w:val="left"/>
-            </w:pPr>
-            <w:r>
-              <w:rPr>
-                <w:rFonts w:ascii="Adani" w:hAnsi="Adani"/>
-                <w:b w:val="0"/>
-                <w:sz w:val="18"/>
-                <w:u w:val="none"/>
-              </w:rPr>
-              <w:t>12</w:t>
             </w:r>
           </w:p>
         </w:tc>
@@ -2272,7 +1988,7 @@
                 <w:sz w:val="18"/>
                 <w:u w:val="none"/>
               </w:rPr>
-              <w:t>Date:   27th May, 2026</w:t>
+              <w:t>Date:   09th June, 2026</w:t>
             </w:r>
           </w:p>
         </w:tc>
@@ -3309,7 +3025,7 @@
                 <w:sz w:val="18"/>
                 <w:u w:val="none"/>
               </w:rPr>
-              <w:t>Date:   27th May, 2026</w:t>
+              <w:t>Date:   09th June, 2026</w:t>
             </w:r>
           </w:p>
         </w:tc>
@@ -3470,7 +3186,7 @@
           <w:sz w:val="20"/>
           <w:u w:val="none"/>
         </w:rPr>
-        <w:t>27th May, 2026</w:t>
+        <w:t>09th June, 2026</w:t>
       </w:r>
     </w:p>
     <w:p>
@@ -3560,6 +3276,21 @@
           <w:sz w:val="20"/>
           <w:u w:val="none"/>
         </w:rPr>
+        <w:t>ADANI RENEWABLE ENERGY FIFTY SEVEN LIMITED</w:t>
+      </w:r>
+    </w:p>
+    <w:p>
+      <w:pPr>
+        <w:spacing w:before="0" w:after="20"/>
+        <w:jc w:val="left"/>
+      </w:pPr>
+      <w:r>
+        <w:rPr>
+          <w:rFonts w:ascii="Adani" w:hAnsi="Adani"/>
+          <w:b/>
+          <w:sz w:val="20"/>
+          <w:u w:val="none"/>
+        </w:rPr>
         <w:t>ADANI GREEN ENERGY TWENTY FOUR B LIMITED</w:t>
       </w:r>
     </w:p>
@@ -3590,21 +3321,6 @@
           <w:sz w:val="20"/>
           <w:u w:val="none"/>
         </w:rPr>
-        <w:t>ADANI RENEWABLE ENERGY FIFTY SEVEN LIMITED</w:t>
-      </w:r>
-    </w:p>
-    <w:p>
-      <w:pPr>
-        <w:spacing w:before="0" w:after="20"/>
-        <w:jc w:val="left"/>
-      </w:pPr>
-      <w:r>
-        <w:rPr>
-          <w:rFonts w:ascii="Adani" w:hAnsi="Adani"/>
-          <w:b/>
-          <w:sz w:val="20"/>
-          <w:u w:val="none"/>
-        </w:rPr>
         <w:t>ADANI RENEWABLE ENERGY FORTY FIVE LIMITED</w:t>
       </w:r>
     </w:p>
@@ -3620,37 +3336,7 @@
           <w:sz w:val="20"/>
           <w:u w:val="none"/>
         </w:rPr>
-        <w:t>SURAJKIRAN SOLAR TECHNOLOGIES LIMITED</w:t>
-      </w:r>
-    </w:p>
-    <w:p>
-      <w:pPr>
-        <w:spacing w:before="0" w:after="20"/>
-        <w:jc w:val="left"/>
-      </w:pPr>
-      <w:r>
-        <w:rPr>
-          <w:rFonts w:ascii="Adani" w:hAnsi="Adani"/>
-          <w:b/>
-          <w:sz w:val="20"/>
-          <w:u w:val="none"/>
-        </w:rPr>
         <w:t>ADANI WIND ENERGY (GUJARAT) LIMITED</w:t>
-      </w:r>
-    </w:p>
-    <w:p>
-      <w:pPr>
-        <w:spacing w:before="0" w:after="20"/>
-        <w:jc w:val="left"/>
-      </w:pPr>
-      <w:r>
-        <w:rPr>
-          <w:rFonts w:ascii="Adani" w:hAnsi="Adani"/>
-          <w:b/>
-          <w:sz w:val="20"/>
-          <w:u w:val="none"/>
-        </w:rPr>
-        <w:t>SURAJKIRAN RENEWABLE RESOURCES LIMITED</w:t>
       </w:r>
     </w:p>
     <w:p>
@@ -3786,6 +3472,21 @@
           <w:sz w:val="20"/>
           <w:u w:val="none"/>
         </w:rPr>
+        <w:t>ADANI RENEWABLE ENERGY FIFTY SEVEN LIMITED</w:t>
+      </w:r>
+    </w:p>
+    <w:p>
+      <w:pPr>
+        <w:spacing w:before="0" w:after="20"/>
+        <w:jc w:val="left"/>
+      </w:pPr>
+      <w:r>
+        <w:rPr>
+          <w:rFonts w:ascii="Adani" w:hAnsi="Adani"/>
+          <w:b w:val="0"/>
+          <w:sz w:val="20"/>
+          <w:u w:val="none"/>
+        </w:rPr>
         <w:t>ADANI GREEN ENERGY TWENTY FOUR B LIMITED</w:t>
       </w:r>
     </w:p>
@@ -3816,21 +3517,6 @@
           <w:sz w:val="20"/>
           <w:u w:val="none"/>
         </w:rPr>
-        <w:t>ADANI RENEWABLE ENERGY FIFTY SEVEN LIMITED</w:t>
-      </w:r>
-    </w:p>
-    <w:p>
-      <w:pPr>
-        <w:spacing w:before="0" w:after="20"/>
-        <w:jc w:val="left"/>
-      </w:pPr>
-      <w:r>
-        <w:rPr>
-          <w:rFonts w:ascii="Adani" w:hAnsi="Adani"/>
-          <w:b w:val="0"/>
-          <w:sz w:val="20"/>
-          <w:u w:val="none"/>
-        </w:rPr>
         <w:t>ADANI RENEWABLE ENERGY FORTY FIVE LIMITED</w:t>
       </w:r>
     </w:p>
@@ -3846,37 +3532,7 @@
           <w:sz w:val="20"/>
           <w:u w:val="none"/>
         </w:rPr>
-        <w:t>SURAJKIRAN SOLAR TECHNOLOGIES LIMITED</w:t>
-      </w:r>
-    </w:p>
-    <w:p>
-      <w:pPr>
-        <w:spacing w:before="0" w:after="20"/>
-        <w:jc w:val="left"/>
-      </w:pPr>
-      <w:r>
-        <w:rPr>
-          <w:rFonts w:ascii="Adani" w:hAnsi="Adani"/>
-          <w:b w:val="0"/>
-          <w:sz w:val="20"/>
-          <w:u w:val="none"/>
-        </w:rPr>
         <w:t>ADANI WIND ENERGY (GUJARAT) LIMITED</w:t>
-      </w:r>
-    </w:p>
-    <w:p>
-      <w:pPr>
-        <w:spacing w:before="0" w:after="20"/>
-        <w:jc w:val="left"/>
-      </w:pPr>
-      <w:r>
-        <w:rPr>
-          <w:rFonts w:ascii="Adani" w:hAnsi="Adani"/>
-          <w:b w:val="0"/>
-          <w:sz w:val="20"/>
-          <w:u w:val="none"/>
-        </w:rPr>
-        <w:t>SURAJKIRAN RENEWABLE RESOURCES LIMITED</w:t>
       </w:r>
     </w:p>
     <w:p>
@@ -4732,7 +4388,7 @@
                 <w:sz w:val="18"/>
                 <w:u w:val="none"/>
               </w:rPr>
-              <w:t>12</w:t>
+              <w:t>10</w:t>
             </w:r>
           </w:p>
         </w:tc>
@@ -5247,6 +4903,120 @@
                 <w:sz w:val="18"/>
                 <w:u w:val="none"/>
               </w:rPr>
+              <w:t>U35105GJ2023PLC146958</w:t>
+            </w:r>
+          </w:p>
+        </w:tc>
+        <w:tc>
+          <w:tcPr>
+            <w:tcW w:type="dxa" w:w="4252"/>
+            <w:shd w:val="clear" w:color="auto" w:fill="FFFFFF"/>
+            <w:tcBorders>
+              <w:top w:val="single" w:sz="4" w:space="0" w:color="000000"/>
+              <w:left w:val="single" w:sz="4" w:space="0" w:color="000000"/>
+              <w:bottom w:val="single" w:sz="4" w:space="0" w:color="000000"/>
+              <w:right w:val="single" w:sz="4" w:space="0" w:color="000000"/>
+            </w:tcBorders>
+            <w:vAlign w:val="center"/>
+          </w:tcPr>
+          <w:p>
+            <w:pPr>
+              <w:spacing w:before="40" w:after="40"/>
+              <w:jc w:val="left"/>
+            </w:pPr>
+            <w:r>
+              <w:rPr>
+                <w:rFonts w:ascii="Adani" w:hAnsi="Adani"/>
+                <w:b w:val="0"/>
+                <w:sz w:val="18"/>
+                <w:u w:val="none"/>
+              </w:rPr>
+              <w:t>ADANI RENEWABLE ENERGY FIFTY SEVEN LIMITED</w:t>
+            </w:r>
+          </w:p>
+        </w:tc>
+        <w:tc>
+          <w:tcPr>
+            <w:tcW w:type="dxa" w:w="1587"/>
+            <w:shd w:val="clear" w:color="auto" w:fill="FFFFFF"/>
+            <w:tcBorders>
+              <w:top w:val="single" w:sz="4" w:space="0" w:color="000000"/>
+              <w:left w:val="single" w:sz="4" w:space="0" w:color="000000"/>
+              <w:bottom w:val="single" w:sz="4" w:space="0" w:color="000000"/>
+              <w:right w:val="single" w:sz="4" w:space="0" w:color="000000"/>
+            </w:tcBorders>
+            <w:vAlign w:val="center"/>
+          </w:tcPr>
+          <w:p>
+            <w:pPr>
+              <w:spacing w:before="40" w:after="40"/>
+              <w:jc w:val="left"/>
+            </w:pPr>
+            <w:r>
+              <w:rPr>
+                <w:rFonts w:ascii="Adani" w:hAnsi="Adani"/>
+                <w:b w:val="0"/>
+                <w:sz w:val="18"/>
+                <w:u w:val="none"/>
+              </w:rPr>
+              <w:t>Director</w:t>
+            </w:r>
+          </w:p>
+        </w:tc>
+        <w:tc>
+          <w:tcPr>
+            <w:tcW w:type="dxa" w:w="1304"/>
+            <w:shd w:val="clear" w:color="auto" w:fill="FFFFFF"/>
+            <w:tcBorders>
+              <w:top w:val="single" w:sz="4" w:space="0" w:color="000000"/>
+              <w:left w:val="single" w:sz="4" w:space="0" w:color="000000"/>
+              <w:bottom w:val="single" w:sz="4" w:space="0" w:color="000000"/>
+              <w:right w:val="single" w:sz="4" w:space="0" w:color="000000"/>
+            </w:tcBorders>
+            <w:vAlign w:val="center"/>
+          </w:tcPr>
+          <w:p>
+            <w:pPr>
+              <w:spacing w:before="40" w:after="40"/>
+              <w:jc w:val="left"/>
+            </w:pPr>
+            <w:r>
+              <w:rPr>
+                <w:rFonts w:ascii="Adani" w:hAnsi="Adani"/>
+                <w:b w:val="0"/>
+                <w:sz w:val="18"/>
+                <w:u w:val="none"/>
+              </w:rPr>
+              <w:t>23/06/2025</w:t>
+            </w:r>
+          </w:p>
+        </w:tc>
+      </w:tr>
+      <w:tr>
+        <w:tc>
+          <w:tcPr>
+            <w:tcW w:type="dxa" w:w="2268"/>
+            <w:shd w:val="clear" w:color="auto" w:fill="FFFFFF"/>
+            <w:tcBorders>
+              <w:top w:val="single" w:sz="4" w:space="0" w:color="000000"/>
+              <w:left w:val="single" w:sz="4" w:space="0" w:color="000000"/>
+              <w:bottom w:val="single" w:sz="4" w:space="0" w:color="000000"/>
+              <w:right w:val="single" w:sz="4" w:space="0" w:color="000000"/>
+            </w:tcBorders>
+            <w:vAlign w:val="center"/>
+          </w:tcPr>
+          <w:p>
+            <w:pPr>
+              <w:spacing w:before="40" w:after="40"/>
+              <w:jc w:val="left"/>
+            </w:pPr>
+            <w:r>
+              <w:rPr>
+                <w:rFonts w:ascii="Adani" w:hAnsi="Adani"/>
+                <w:b w:val="0"/>
+                <w:sz w:val="18"/>
+                <w:u w:val="none"/>
+              </w:rPr>
               <w:t>U40300GJ2020PLC115109</w:t>
             </w:r>
           </w:p>
@@ -5475,120 +5245,6 @@
                 <w:sz w:val="18"/>
                 <w:u w:val="none"/>
               </w:rPr>
-              <w:t>U35105GJ2023PLC146958</w:t>
-            </w:r>
-          </w:p>
-        </w:tc>
-        <w:tc>
-          <w:tcPr>
-            <w:tcW w:type="dxa" w:w="4252"/>
-            <w:shd w:val="clear" w:color="auto" w:fill="FFFFFF"/>
-            <w:tcBorders>
-              <w:top w:val="single" w:sz="4" w:space="0" w:color="000000"/>
-              <w:left w:val="single" w:sz="4" w:space="0" w:color="000000"/>
-              <w:bottom w:val="single" w:sz="4" w:space="0" w:color="000000"/>
-              <w:right w:val="single" w:sz="4" w:space="0" w:color="000000"/>
-            </w:tcBorders>
-            <w:vAlign w:val="center"/>
-          </w:tcPr>
-          <w:p>
-            <w:pPr>
-              <w:spacing w:before="40" w:after="40"/>
-              <w:jc w:val="left"/>
-            </w:pPr>
-            <w:r>
-              <w:rPr>
-                <w:rFonts w:ascii="Adani" w:hAnsi="Adani"/>
-                <w:b w:val="0"/>
-                <w:sz w:val="18"/>
-                <w:u w:val="none"/>
-              </w:rPr>
-              <w:t>ADANI RENEWABLE ENERGY FIFTY SEVEN LIMITED</w:t>
-            </w:r>
-          </w:p>
-        </w:tc>
-        <w:tc>
-          <w:tcPr>
-            <w:tcW w:type="dxa" w:w="1587"/>
-            <w:shd w:val="clear" w:color="auto" w:fill="FFFFFF"/>
-            <w:tcBorders>
-              <w:top w:val="single" w:sz="4" w:space="0" w:color="000000"/>
-              <w:left w:val="single" w:sz="4" w:space="0" w:color="000000"/>
-              <w:bottom w:val="single" w:sz="4" w:space="0" w:color="000000"/>
-              <w:right w:val="single" w:sz="4" w:space="0" w:color="000000"/>
-            </w:tcBorders>
-            <w:vAlign w:val="center"/>
-          </w:tcPr>
-          <w:p>
-            <w:pPr>
-              <w:spacing w:before="40" w:after="40"/>
-              <w:jc w:val="left"/>
-            </w:pPr>
-            <w:r>
-              <w:rPr>
-                <w:rFonts w:ascii="Adani" w:hAnsi="Adani"/>
-                <w:b w:val="0"/>
-                <w:sz w:val="18"/>
-                <w:u w:val="none"/>
-              </w:rPr>
-              <w:t>Additional Director</w:t>
-            </w:r>
-          </w:p>
-        </w:tc>
-        <w:tc>
-          <w:tcPr>
-            <w:tcW w:type="dxa" w:w="1304"/>
-            <w:shd w:val="clear" w:color="auto" w:fill="FFFFFF"/>
-            <w:tcBorders>
-              <w:top w:val="single" w:sz="4" w:space="0" w:color="000000"/>
-              <w:left w:val="single" w:sz="4" w:space="0" w:color="000000"/>
-              <w:bottom w:val="single" w:sz="4" w:space="0" w:color="000000"/>
-              <w:right w:val="single" w:sz="4" w:space="0" w:color="000000"/>
-            </w:tcBorders>
-            <w:vAlign w:val="center"/>
-          </w:tcPr>
-          <w:p>
-            <w:pPr>
-              <w:spacing w:before="40" w:after="40"/>
-              <w:jc w:val="left"/>
-            </w:pPr>
-            <w:r>
-              <w:rPr>
-                <w:rFonts w:ascii="Adani" w:hAnsi="Adani"/>
-                <w:b w:val="0"/>
-                <w:sz w:val="18"/>
-                <w:u w:val="none"/>
-              </w:rPr>
-              <w:t>14/04/2025</w:t>
-            </w:r>
-          </w:p>
-        </w:tc>
-      </w:tr>
-      <w:tr>
-        <w:tc>
-          <w:tcPr>
-            <w:tcW w:type="dxa" w:w="2268"/>
-            <w:shd w:val="clear" w:color="auto" w:fill="FFFFFF"/>
-            <w:tcBorders>
-              <w:top w:val="single" w:sz="4" w:space="0" w:color="000000"/>
-              <w:left w:val="single" w:sz="4" w:space="0" w:color="000000"/>
-              <w:bottom w:val="single" w:sz="4" w:space="0" w:color="000000"/>
-              <w:right w:val="single" w:sz="4" w:space="0" w:color="000000"/>
-            </w:tcBorders>
-            <w:vAlign w:val="center"/>
-          </w:tcPr>
-          <w:p>
-            <w:pPr>
-              <w:spacing w:before="40" w:after="40"/>
-              <w:jc w:val="left"/>
-            </w:pPr>
-            <w:r>
-              <w:rPr>
-                <w:rFonts w:ascii="Adani" w:hAnsi="Adani"/>
-                <w:b w:val="0"/>
-                <w:sz w:val="18"/>
-                <w:u w:val="none"/>
-              </w:rPr>
               <w:t>U40106GJ2022PLC135879</w:t>
             </w:r>
           </w:p>
@@ -5645,120 +5301,6 @@
                 <w:sz w:val="18"/>
                 <w:u w:val="none"/>
               </w:rPr>
-              <w:t>Additional Director</w:t>
-            </w:r>
-          </w:p>
-        </w:tc>
-        <w:tc>
-          <w:tcPr>
-            <w:tcW w:type="dxa" w:w="1304"/>
-            <w:shd w:val="clear" w:color="auto" w:fill="FFFFFF"/>
-            <w:tcBorders>
-              <w:top w:val="single" w:sz="4" w:space="0" w:color="000000"/>
-              <w:left w:val="single" w:sz="4" w:space="0" w:color="000000"/>
-              <w:bottom w:val="single" w:sz="4" w:space="0" w:color="000000"/>
-              <w:right w:val="single" w:sz="4" w:space="0" w:color="000000"/>
-            </w:tcBorders>
-            <w:vAlign w:val="center"/>
-          </w:tcPr>
-          <w:p>
-            <w:pPr>
-              <w:spacing w:before="40" w:after="40"/>
-              <w:jc w:val="left"/>
-            </w:pPr>
-            <w:r>
-              <w:rPr>
-                <w:rFonts w:ascii="Adani" w:hAnsi="Adani"/>
-                <w:b w:val="0"/>
-                <w:sz w:val="18"/>
-                <w:u w:val="none"/>
-              </w:rPr>
-              <w:t>14/04/2025</w:t>
-            </w:r>
-          </w:p>
-        </w:tc>
-      </w:tr>
-      <w:tr>
-        <w:tc>
-          <w:tcPr>
-            <w:tcW w:type="dxa" w:w="2268"/>
-            <w:shd w:val="clear" w:color="auto" w:fill="FFFFFF"/>
-            <w:tcBorders>
-              <w:top w:val="single" w:sz="4" w:space="0" w:color="000000"/>
-              <w:left w:val="single" w:sz="4" w:space="0" w:color="000000"/>
-              <w:bottom w:val="single" w:sz="4" w:space="0" w:color="000000"/>
-              <w:right w:val="single" w:sz="4" w:space="0" w:color="000000"/>
-            </w:tcBorders>
-            <w:vAlign w:val="center"/>
-          </w:tcPr>
-          <w:p>
-            <w:pPr>
-              <w:spacing w:before="40" w:after="40"/>
-              <w:jc w:val="left"/>
-            </w:pPr>
-            <w:r>
-              <w:rPr>
-                <w:rFonts w:ascii="Adani" w:hAnsi="Adani"/>
-                <w:b w:val="0"/>
-                <w:sz w:val="18"/>
-                <w:u w:val="none"/>
-              </w:rPr>
-              <w:t>U74140GJ2015PLC127993</w:t>
-            </w:r>
-          </w:p>
-        </w:tc>
-        <w:tc>
-          <w:tcPr>
-            <w:tcW w:type="dxa" w:w="4252"/>
-            <w:shd w:val="clear" w:color="auto" w:fill="FFFFFF"/>
-            <w:tcBorders>
-              <w:top w:val="single" w:sz="4" w:space="0" w:color="000000"/>
-              <w:left w:val="single" w:sz="4" w:space="0" w:color="000000"/>
-              <w:bottom w:val="single" w:sz="4" w:space="0" w:color="000000"/>
-              <w:right w:val="single" w:sz="4" w:space="0" w:color="000000"/>
-            </w:tcBorders>
-            <w:vAlign w:val="center"/>
-          </w:tcPr>
-          <w:p>
-            <w:pPr>
-              <w:spacing w:before="40" w:after="40"/>
-              <w:jc w:val="left"/>
-            </w:pPr>
-            <w:r>
-              <w:rPr>
-                <w:rFonts w:ascii="Adani" w:hAnsi="Adani"/>
-                <w:b w:val="0"/>
-                <w:sz w:val="18"/>
-                <w:u w:val="none"/>
-              </w:rPr>
-              <w:t>SURAJKIRAN SOLAR TECHNOLOGIES LIMITED</w:t>
-            </w:r>
-          </w:p>
-        </w:tc>
-        <w:tc>
-          <w:tcPr>
-            <w:tcW w:type="dxa" w:w="1587"/>
-            <w:shd w:val="clear" w:color="auto" w:fill="FFFFFF"/>
-            <w:tcBorders>
-              <w:top w:val="single" w:sz="4" w:space="0" w:color="000000"/>
-              <w:left w:val="single" w:sz="4" w:space="0" w:color="000000"/>
-              <w:bottom w:val="single" w:sz="4" w:space="0" w:color="000000"/>
-              <w:right w:val="single" w:sz="4" w:space="0" w:color="000000"/>
-            </w:tcBorders>
-            <w:vAlign w:val="center"/>
-          </w:tcPr>
-          <w:p>
-            <w:pPr>
-              <w:spacing w:before="40" w:after="40"/>
-              <w:jc w:val="left"/>
-            </w:pPr>
-            <w:r>
-              <w:rPr>
-                <w:rFonts w:ascii="Adani" w:hAnsi="Adani"/>
-                <w:b w:val="0"/>
-                <w:sz w:val="18"/>
-                <w:u w:val="none"/>
-              </w:rPr>
               <w:t>Director</w:t>
             </w:r>
           </w:p>
@@ -5787,7 +5329,7 @@
                 <w:sz w:val="18"/>
                 <w:u w:val="none"/>
               </w:rPr>
-              <w:t>10/03/2022</w:t>
+              <w:t>23/06/2025</w:t>
             </w:r>
           </w:p>
         </w:tc>
@@ -5846,120 +5388,6 @@
                 <w:u w:val="none"/>
               </w:rPr>
               <w:t>ADANI WIND ENERGY (GUJARAT) LIMITED</w:t>
-            </w:r>
-          </w:p>
-        </w:tc>
-        <w:tc>
-          <w:tcPr>
-            <w:tcW w:type="dxa" w:w="1587"/>
-            <w:shd w:val="clear" w:color="auto" w:fill="FFFFFF"/>
-            <w:tcBorders>
-              <w:top w:val="single" w:sz="4" w:space="0" w:color="000000"/>
-              <w:left w:val="single" w:sz="4" w:space="0" w:color="000000"/>
-              <w:bottom w:val="single" w:sz="4" w:space="0" w:color="000000"/>
-              <w:right w:val="single" w:sz="4" w:space="0" w:color="000000"/>
-            </w:tcBorders>
-            <w:vAlign w:val="center"/>
-          </w:tcPr>
-          <w:p>
-            <w:pPr>
-              <w:spacing w:before="40" w:after="40"/>
-              <w:jc w:val="left"/>
-            </w:pPr>
-            <w:r>
-              <w:rPr>
-                <w:rFonts w:ascii="Adani" w:hAnsi="Adani"/>
-                <w:b w:val="0"/>
-                <w:sz w:val="18"/>
-                <w:u w:val="none"/>
-              </w:rPr>
-              <w:t>Director</w:t>
-            </w:r>
-          </w:p>
-        </w:tc>
-        <w:tc>
-          <w:tcPr>
-            <w:tcW w:type="dxa" w:w="1304"/>
-            <w:shd w:val="clear" w:color="auto" w:fill="FFFFFF"/>
-            <w:tcBorders>
-              <w:top w:val="single" w:sz="4" w:space="0" w:color="000000"/>
-              <w:left w:val="single" w:sz="4" w:space="0" w:color="000000"/>
-              <w:bottom w:val="single" w:sz="4" w:space="0" w:color="000000"/>
-              <w:right w:val="single" w:sz="4" w:space="0" w:color="000000"/>
-            </w:tcBorders>
-            <w:vAlign w:val="center"/>
-          </w:tcPr>
-          <w:p>
-            <w:pPr>
-              <w:spacing w:before="40" w:after="40"/>
-              <w:jc w:val="left"/>
-            </w:pPr>
-            <w:r>
-              <w:rPr>
-                <w:rFonts w:ascii="Adani" w:hAnsi="Adani"/>
-                <w:b w:val="0"/>
-                <w:sz w:val="18"/>
-                <w:u w:val="none"/>
-              </w:rPr>
-              <w:t>10/03/2022</w:t>
-            </w:r>
-          </w:p>
-        </w:tc>
-      </w:tr>
-      <w:tr>
-        <w:tc>
-          <w:tcPr>
-            <w:tcW w:type="dxa" w:w="2268"/>
-            <w:shd w:val="clear" w:color="auto" w:fill="FFFFFF"/>
-            <w:tcBorders>
-              <w:top w:val="single" w:sz="4" w:space="0" w:color="000000"/>
-              <w:left w:val="single" w:sz="4" w:space="0" w:color="000000"/>
-              <w:bottom w:val="single" w:sz="4" w:space="0" w:color="000000"/>
-              <w:right w:val="single" w:sz="4" w:space="0" w:color="000000"/>
-            </w:tcBorders>
-            <w:vAlign w:val="center"/>
-          </w:tcPr>
-          <w:p>
-            <w:pPr>
-              <w:spacing w:before="40" w:after="40"/>
-              <w:jc w:val="left"/>
-            </w:pPr>
-            <w:r>
-              <w:rPr>
-                <w:rFonts w:ascii="Adani" w:hAnsi="Adani"/>
-                <w:b w:val="0"/>
-                <w:sz w:val="18"/>
-                <w:u w:val="none"/>
-              </w:rPr>
-              <w:t>U74999GJ2015PLC127992</w:t>
-            </w:r>
-          </w:p>
-        </w:tc>
-        <w:tc>
-          <w:tcPr>
-            <w:tcW w:type="dxa" w:w="4252"/>
-            <w:shd w:val="clear" w:color="auto" w:fill="FFFFFF"/>
-            <w:tcBorders>
-              <w:top w:val="single" w:sz="4" w:space="0" w:color="000000"/>
-              <w:left w:val="single" w:sz="4" w:space="0" w:color="000000"/>
-              <w:bottom w:val="single" w:sz="4" w:space="0" w:color="000000"/>
-              <w:right w:val="single" w:sz="4" w:space="0" w:color="000000"/>
-            </w:tcBorders>
-            <w:vAlign w:val="center"/>
-          </w:tcPr>
-          <w:p>
-            <w:pPr>
-              <w:spacing w:before="40" w:after="40"/>
-              <w:jc w:val="left"/>
-            </w:pPr>
-            <w:r>
-              <w:rPr>
-                <w:rFonts w:ascii="Adani" w:hAnsi="Adani"/>
-                <w:b w:val="0"/>
-                <w:sz w:val="18"/>
-                <w:u w:val="none"/>
-              </w:rPr>
-              <w:t>SURAJKIRAN RENEWABLE RESOURCES LIMITED</w:t>
             </w:r>
           </w:p>
         </w:tc>
